--- a/supplementary/supplementary_material.docx
+++ b/supplementary/supplementary_material.docx
@@ -20,7 +20,109 @@
         <w:t xml:space="preserve">C1Q/SPP1 Macrophage Spatial Context as a Traceability Feature in Non-Small Cell Lung Cancer: A Public Multi-Cohort Cancer-Informatics Study</w:t>
       </w:r>
     </w:p>
-    <w:bookmarkStart w:id="9" w:name="supplementary-material"/>
+    <w:p>
+      <w:pPr>
+        <w:pStyle w:val="Author"/>
+      </w:pPr>
+      <w:r>
+        <w:t xml:space="preserve">Xiongjie Li</w:t>
+      </w:r>
+      <w:r>
+        <w:rPr>
+          <w:vertAlign w:val="superscript"/>
+        </w:rPr>
+        <w:t xml:space="preserve">1,*</w:t>
+      </w:r>
+      <w:r>
+        <w:t xml:space="preserve">, Fengyue Zhang</w:t>
+      </w:r>
+      <w:r>
+        <w:rPr>
+          <w:vertAlign w:val="superscript"/>
+        </w:rPr>
+        <w:t xml:space="preserve">2</w:t>
+      </w:r>
+      <w:r>
+        <w:t xml:space="preserve">, Chaojia Luo</w:t>
+      </w:r>
+      <w:r>
+        <w:rPr>
+          <w:vertAlign w:val="superscript"/>
+        </w:rPr>
+        <w:t xml:space="preserve">1</w:t>
+      </w:r>
+      <w:r>
+        <w:t xml:space="preserve">, and Xuan Xu</w:t>
+      </w:r>
+      <w:r>
+        <w:rPr>
+          <w:vertAlign w:val="superscript"/>
+        </w:rPr>
+        <w:t xml:space="preserve">1</w:t>
+      </w:r>
+      <w:r>
+        <w:br/>
+      </w:r>
+      <w:r>
+        <w:rPr>
+          <w:vertAlign w:val="superscript"/>
+        </w:rPr>
+        <w:t xml:space="preserve">1</w:t>
+      </w:r>
+      <w:r>
+        <w:t xml:space="preserve">Department of Cardiothoracic, Thyroid and Breast Surgery, Qianjiang Jianghan Oilfield General Hospital, No. T32, Guanghua Ankang Road, Qianjiang 433100, Hubei, China</w:t>
+      </w:r>
+      <w:r>
+        <w:br/>
+      </w:r>
+      <w:r>
+        <w:rPr>
+          <w:vertAlign w:val="superscript"/>
+        </w:rPr>
+        <w:t xml:space="preserve">2</w:t>
+      </w:r>
+      <w:r>
+        <w:t xml:space="preserve">Department of Gastroenterology, Qianjiang Jianghan Oilfield General Hospital, Qianjiang 433100, Hubei, China</w:t>
+      </w:r>
+      <w:r>
+        <w:br/>
+      </w:r>
+      <w:r>
+        <w:t xml:space="preserve">Correspondence: Xiongjie Li, MD; Department of Cardiothoracic, Thyroid and Breast Surgery, Qianjiang Jianghan Oilfield General Hospital, Qianjiang 433100, Hubei, China</w:t>
+      </w:r>
+      <w:r>
+        <w:br/>
+      </w:r>
+      <w:r>
+        <w:t xml:space="preserve">Email:</w:t>
+      </w:r>
+      <w:r>
+        <w:t xml:space="preserve"> </w:t>
+      </w:r>
+      <w:hyperlink r:id="rId9">
+        <w:r>
+          <w:rPr>
+            <w:rStyle w:val="Hyperlink"/>
+          </w:rPr>
+          <w:t xml:space="preserve">surobert518@163.com</w:t>
+        </w:r>
+      </w:hyperlink>
+      <w:r>
+        <w:t xml:space="preserve">; ORCID:</w:t>
+      </w:r>
+      <w:r>
+        <w:t xml:space="preserve"> </w:t>
+      </w:r>
+      <w:hyperlink r:id="rId10">
+        <w:r>
+          <w:rPr>
+            <w:rStyle w:val="Hyperlink"/>
+          </w:rPr>
+          <w:t xml:space="preserve">0009-0005-9507-6829</w:t>
+        </w:r>
+      </w:hyperlink>
+    </w:p>
+    <w:bookmarkStart w:id="11" w:name="supplementary-material"/>
     <w:p>
       <w:pPr>
         <w:pStyle w:val="Heading1"/>
@@ -52,11 +154,43 @@
         <w:pStyle w:val="BodyText"/>
       </w:pPr>
       <w:r>
+        <w:t xml:space="preserve">Xiongjie Li (1,*), Fengyue Zhang (2), Chaojia Luo (1), and Xuan Xu (1)</w:t>
+      </w:r>
+    </w:p>
+    <w:p>
+      <w:pPr>
+        <w:pStyle w:val="BodyText"/>
+      </w:pPr>
+      <w:r>
+        <w:t xml:space="preserve">1 Department of Cardiothoracic, Thyroid and Breast Surgery, Qianjiang Jianghan Oilfield General Hospital, No. T32, Guanghua Ankang Road, Qianjiang 433100, Hubei, China</w:t>
+      </w:r>
+    </w:p>
+    <w:p>
+      <w:pPr>
+        <w:pStyle w:val="BodyText"/>
+      </w:pPr>
+      <w:r>
+        <w:t xml:space="preserve">2 Department of Gastroenterology, Qianjiang Jianghan Oilfield General Hospital, Qianjiang 433100, Hubei, China</w:t>
+      </w:r>
+    </w:p>
+    <w:p>
+      <w:pPr>
+        <w:pStyle w:val="BodyText"/>
+      </w:pPr>
+      <w:r>
+        <w:t xml:space="preserve">*Correspondence: Xiongjie Li, MD; Department of Cardiothoracic, Thyroid and Breast Surgery, Qianjiang Jianghan Oilfield General Hospital, Qianjiang 433100, Hubei, China; Email: surobert518@163.com; ORCID: 0009-0005-9507-6829</w:t>
+      </w:r>
+    </w:p>
+    <w:p>
+      <w:pPr>
+        <w:pStyle w:val="BodyText"/>
+      </w:pPr>
+      <w:r>
         <w:t xml:space="preserve">This supplementary file contains Supplementary Figures S1-S12 and Supplementary Tables S1-S13, including feature-selection stability, MR diagnostics, spatial summaries, retrospective score-behavior tables, external-cohort covariate summaries, and reporting-boundary tables.</w:t>
       </w:r>
     </w:p>
-    <w:bookmarkEnd w:id="9"/>
-    <w:bookmarkStart w:id="58" w:name="supplementary-figures"/>
+    <w:bookmarkEnd w:id="11"/>
+    <w:bookmarkStart w:id="60" w:name="supplementary-figures"/>
     <w:p>
       <w:pPr>
         <w:pStyle w:val="Heading1"/>
@@ -65,7 +199,7 @@
         <w:t xml:space="preserve">Supplementary Figures</w:t>
       </w:r>
     </w:p>
-    <w:bookmarkStart w:id="13" w:name="fig:S1"/>
+    <w:bookmarkStart w:id="15" w:name="fig:S1"/>
     <w:p>
       <w:pPr>
         <w:pStyle w:val="CaptionedFigure"/>
@@ -75,18 +209,18 @@
           <wp:inline>
             <wp:extent cx="5067300" cy="3677224"/>
             <wp:effectExtent b="0" l="0" r="0" t="0"/>
-            <wp:docPr descr="" title="" id="11" name="Picture"/>
+            <wp:docPr descr="" title="" id="13" name="Picture"/>
             <a:graphic>
               <a:graphicData uri="http://schemas.openxmlformats.org/drawingml/2006/picture">
                 <pic:pic>
                   <pic:nvPicPr>
-                    <pic:cNvPr descr="../figures/docx_png/FigureS1.png" id="12" name="Picture"/>
+                    <pic:cNvPr descr="../figures/docx_png/FigureS1.png" id="14" name="Picture"/>
                     <pic:cNvPicPr>
                       <a:picLocks noChangeArrowheads="1" noChangeAspect="1"/>
                     </pic:cNvPicPr>
                   </pic:nvPicPr>
                   <pic:blipFill>
-                    <a:blip r:embed="rId10"/>
+                    <a:blip r:embed="rId12"/>
                     <a:stretch>
                       <a:fillRect/>
                     </a:stretch>
@@ -131,8 +265,8 @@
         <w:t xml:space="preserve">(A) Distribution of the C1Q-axis score. (B) Elbow-plot summary used to inspect dimensional structure. (C) Silhouette analysis used to assess cluster separation. (D) Visium-based technical-control comparison. (E) CosMx-based biological-signal comparison. These panels are interpreted as quality and traceability checks rather than patient-level confirmation.</w:t>
       </w:r>
     </w:p>
-    <w:bookmarkEnd w:id="13"/>
-    <w:bookmarkStart w:id="17" w:name="fig:S2"/>
+    <w:bookmarkEnd w:id="15"/>
+    <w:bookmarkStart w:id="19" w:name="fig:S2"/>
     <w:p>
       <w:pPr>
         <w:pStyle w:val="CaptionedFigure"/>
@@ -142,18 +276,18 @@
           <wp:inline>
             <wp:extent cx="5067300" cy="4013029"/>
             <wp:effectExtent b="0" l="0" r="0" t="0"/>
-            <wp:docPr descr="" title="" id="15" name="Picture"/>
+            <wp:docPr descr="" title="" id="17" name="Picture"/>
             <a:graphic>
               <a:graphicData uri="http://schemas.openxmlformats.org/drawingml/2006/picture">
                 <pic:pic>
                   <pic:nvPicPr>
-                    <pic:cNvPr descr="../figures/docx_png/FigureS2.png" id="16" name="Picture"/>
+                    <pic:cNvPr descr="../figures/docx_png/FigureS2.png" id="18" name="Picture"/>
                     <pic:cNvPicPr>
                       <a:picLocks noChangeArrowheads="1" noChangeAspect="1"/>
                     </pic:cNvPicPr>
                   </pic:nvPicPr>
                   <pic:blipFill>
-                    <a:blip r:embed="rId14"/>
+                    <a:blip r:embed="rId16"/>
                     <a:stretch>
                       <a:fillRect/>
                     </a:stretch>
@@ -198,8 +332,8 @@
         <w:t xml:space="preserve">(A) Penalized-model tuning and internal discrimination summary. (B) Feature-selection stability across nested cross-validation folds. (C) Internal assessment of subtype-related discrimination. These panels support retrospective score construction and are not presented as clinical-readiness evidence.</w:t>
       </w:r>
     </w:p>
-    <w:bookmarkEnd w:id="17"/>
-    <w:bookmarkStart w:id="21" w:name="fig:S3"/>
+    <w:bookmarkEnd w:id="19"/>
+    <w:bookmarkStart w:id="23" w:name="fig:S3"/>
     <w:p>
       <w:pPr>
         <w:pStyle w:val="CaptionedFigure"/>
@@ -209,18 +343,18 @@
           <wp:inline>
             <wp:extent cx="5067300" cy="3040013"/>
             <wp:effectExtent b="0" l="0" r="0" t="0"/>
-            <wp:docPr descr="" title="" id="19" name="Picture"/>
+            <wp:docPr descr="" title="" id="21" name="Picture"/>
             <a:graphic>
               <a:graphicData uri="http://schemas.openxmlformats.org/drawingml/2006/picture">
                 <pic:pic>
                   <pic:nvPicPr>
-                    <pic:cNvPr descr="../figures/docx_png/FigureS3.png" id="20" name="Picture"/>
+                    <pic:cNvPr descr="../figures/docx_png/FigureS3.png" id="22" name="Picture"/>
                     <pic:cNvPicPr>
                       <a:picLocks noChangeArrowheads="1" noChangeAspect="1"/>
                     </pic:cNvPicPr>
                   </pic:nvPicPr>
                   <pic:blipFill>
-                    <a:blip r:embed="rId18"/>
+                    <a:blip r:embed="rId20"/>
                     <a:stretch>
                       <a:fillRect/>
                     </a:stretch>
@@ -265,8 +399,8 @@
         <w:t xml:space="preserve">(A) Gene Ontology (GO) biological-process enrichment analysis. (B) KEGG pathway enrichment analysis. (C) Gene Ontology molecular-function and cellular-component enrichment summary. These panels provide functional context for the feature set and are not interpreted as pathway-level confirmation.</w:t>
       </w:r>
     </w:p>
-    <w:bookmarkEnd w:id="21"/>
-    <w:bookmarkStart w:id="25" w:name="fig:S4"/>
+    <w:bookmarkEnd w:id="23"/>
+    <w:bookmarkStart w:id="27" w:name="fig:S4"/>
     <w:p>
       <w:pPr>
         <w:pStyle w:val="CaptionedFigure"/>
@@ -276,18 +410,18 @@
           <wp:inline>
             <wp:extent cx="5067300" cy="4045446"/>
             <wp:effectExtent b="0" l="0" r="0" t="0"/>
-            <wp:docPr descr="" title="" id="23" name="Picture"/>
+            <wp:docPr descr="" title="" id="25" name="Picture"/>
             <a:graphic>
               <a:graphicData uri="http://schemas.openxmlformats.org/drawingml/2006/picture">
                 <pic:pic>
                   <pic:nvPicPr>
-                    <pic:cNvPr descr="../figures/docx_png/FigureS4.png" id="24" name="Picture"/>
+                    <pic:cNvPr descr="../figures/docx_png/FigureS4.png" id="26" name="Picture"/>
                     <pic:cNvPicPr>
                       <a:picLocks noChangeArrowheads="1" noChangeAspect="1"/>
                     </pic:cNvPicPr>
                   </pic:nvPicPr>
                   <pic:blipFill>
-                    <a:blip r:embed="rId22"/>
+                    <a:blip r:embed="rId24"/>
                     <a:stretch>
                       <a:fillRect/>
                     </a:stretch>
@@ -332,8 +466,8 @@
         <w:t xml:space="preserve">The panels summarize gene-correlation structure, survival-associated stratification, and pathway-level enrichment for the candidate feature context. These analyses are descriptive and should not be interpreted as immune-checkpoint confirmation.</w:t>
       </w:r>
     </w:p>
-    <w:bookmarkEnd w:id="25"/>
-    <w:bookmarkStart w:id="29" w:name="fig:S5"/>
+    <w:bookmarkEnd w:id="27"/>
+    <w:bookmarkStart w:id="31" w:name="fig:S5"/>
     <w:p>
       <w:pPr>
         <w:pStyle w:val="CaptionedFigure"/>
@@ -343,18 +477,18 @@
           <wp:inline>
             <wp:extent cx="5067300" cy="5750983"/>
             <wp:effectExtent b="0" l="0" r="0" t="0"/>
-            <wp:docPr descr="" title="" id="27" name="Picture"/>
+            <wp:docPr descr="" title="" id="29" name="Picture"/>
             <a:graphic>
               <a:graphicData uri="http://schemas.openxmlformats.org/drawingml/2006/picture">
                 <pic:pic>
                   <pic:nvPicPr>
-                    <pic:cNvPr descr="../figures/docx_png/FigureS5.png" id="28" name="Picture"/>
+                    <pic:cNvPr descr="../figures/docx_png/FigureS5.png" id="30" name="Picture"/>
                     <pic:cNvPicPr>
                       <a:picLocks noChangeArrowheads="1" noChangeAspect="1"/>
                     </pic:cNvPicPr>
                   </pic:nvPicPr>
                   <pic:blipFill>
-                    <a:blip r:embed="rId26"/>
+                    <a:blip r:embed="rId28"/>
                     <a:stretch>
                       <a:fillRect/>
                     </a:stretch>
@@ -490,8 +624,8 @@
         <w:t xml:space="preserve">in Lung Adenocarcinoma (LUAD) and Squamous Cell Carcinoma (LUSC).</w:t>
       </w:r>
     </w:p>
-    <w:bookmarkEnd w:id="29"/>
-    <w:bookmarkStart w:id="33" w:name="fig:S6"/>
+    <w:bookmarkEnd w:id="31"/>
+    <w:bookmarkStart w:id="35" w:name="fig:S6"/>
     <w:p>
       <w:pPr>
         <w:pStyle w:val="CaptionedFigure"/>
@@ -501,18 +635,18 @@
           <wp:inline>
             <wp:extent cx="5067300" cy="1583061"/>
             <wp:effectExtent b="0" l="0" r="0" t="0"/>
-            <wp:docPr descr="" title="" id="31" name="Picture"/>
+            <wp:docPr descr="" title="" id="33" name="Picture"/>
             <a:graphic>
               <a:graphicData uri="http://schemas.openxmlformats.org/drawingml/2006/picture">
                 <pic:pic>
                   <pic:nvPicPr>
-                    <pic:cNvPr descr="../figures/docx_png/FigureS6.png" id="32" name="Picture"/>
+                    <pic:cNvPr descr="../figures/docx_png/FigureS6.png" id="34" name="Picture"/>
                     <pic:cNvPicPr>
                       <a:picLocks noChangeArrowheads="1" noChangeAspect="1"/>
                     </pic:cNvPicPr>
                   </pic:nvPicPr>
                   <pic:blipFill>
-                    <a:blip r:embed="rId30"/>
+                    <a:blip r:embed="rId32"/>
                     <a:stretch>
                       <a:fillRect/>
                     </a:stretch>
@@ -640,8 +774,8 @@
         <w:t xml:space="preserve">. CD138 is interpreted as plasma-cell context, not as a macrophage marker.</w:t>
       </w:r>
     </w:p>
-    <w:bookmarkEnd w:id="33"/>
-    <w:bookmarkStart w:id="37" w:name="fig:S7"/>
+    <w:bookmarkEnd w:id="35"/>
+    <w:bookmarkStart w:id="39" w:name="fig:S7"/>
     <w:p>
       <w:pPr>
         <w:pStyle w:val="CaptionedFigure"/>
@@ -651,18 +785,18 @@
           <wp:inline>
             <wp:extent cx="5067300" cy="3040380"/>
             <wp:effectExtent b="0" l="0" r="0" t="0"/>
-            <wp:docPr descr="" title="" id="35" name="Picture"/>
+            <wp:docPr descr="" title="" id="37" name="Picture"/>
             <a:graphic>
               <a:graphicData uri="http://schemas.openxmlformats.org/drawingml/2006/picture">
                 <pic:pic>
                   <pic:nvPicPr>
-                    <pic:cNvPr descr="../figures/docx_png/FigureS7.png" id="36" name="Picture"/>
+                    <pic:cNvPr descr="../figures/docx_png/FigureS7.png" id="38" name="Picture"/>
                     <pic:cNvPicPr>
                       <a:picLocks noChangeArrowheads="1" noChangeAspect="1"/>
                     </pic:cNvPicPr>
                   </pic:nvPicPr>
                   <pic:blipFill>
-                    <a:blip r:embed="rId34"/>
+                    <a:blip r:embed="rId36"/>
                     <a:stretch>
                       <a:fillRect/>
                     </a:stretch>
@@ -852,8 +986,8 @@
         <w:t xml:space="preserve">).</w:t>
       </w:r>
     </w:p>
-    <w:bookmarkEnd w:id="37"/>
-    <w:bookmarkStart w:id="41" w:name="fig:S8"/>
+    <w:bookmarkEnd w:id="39"/>
+    <w:bookmarkStart w:id="43" w:name="fig:S8"/>
     <w:p>
       <w:pPr>
         <w:pStyle w:val="CaptionedFigure"/>
@@ -863,18 +997,18 @@
           <wp:inline>
             <wp:extent cx="5067300" cy="4159932"/>
             <wp:effectExtent b="0" l="0" r="0" t="0"/>
-            <wp:docPr descr="" title="" id="39" name="Picture"/>
+            <wp:docPr descr="" title="" id="41" name="Picture"/>
             <a:graphic>
               <a:graphicData uri="http://schemas.openxmlformats.org/drawingml/2006/picture">
                 <pic:pic>
                   <pic:nvPicPr>
-                    <pic:cNvPr descr="../figures/docx_png/FigureS8.png" id="40" name="Picture"/>
+                    <pic:cNvPr descr="../figures/docx_png/FigureS8.png" id="42" name="Picture"/>
                     <pic:cNvPicPr>
                       <a:picLocks noChangeArrowheads="1" noChangeAspect="1"/>
                     </pic:cNvPicPr>
                   </pic:nvPicPr>
                   <pic:blipFill>
-                    <a:blip r:embed="rId38"/>
+                    <a:blip r:embed="rId40"/>
                     <a:stretch>
                       <a:fillRect/>
                     </a:stretch>
@@ -936,8 +1070,8 @@
         <w:t xml:space="preserve">0.028, indicating internally reproducible but retrospective discrimination. (B) Algorithm-comparison bar chart showing AUC, Accuracy, Precision, Recall, and F1-score across different machine learning algorithms (AdaBoost, Random Forest, XGBoost, Logistic Regression, SVM). Algorithm rankings varied by metric; no single model is interpreted as clinically superior. Error bars represent standard deviation across the 5 CV folds.</w:t>
       </w:r>
     </w:p>
-    <w:bookmarkEnd w:id="41"/>
-    <w:bookmarkStart w:id="45" w:name="fig:S9"/>
+    <w:bookmarkEnd w:id="43"/>
+    <w:bookmarkStart w:id="47" w:name="fig:S9"/>
     <w:p>
       <w:pPr>
         <w:pStyle w:val="CaptionedFigure"/>
@@ -947,18 +1081,18 @@
           <wp:inline>
             <wp:extent cx="5067300" cy="4399110"/>
             <wp:effectExtent b="0" l="0" r="0" t="0"/>
-            <wp:docPr descr="" title="" id="43" name="Picture"/>
+            <wp:docPr descr="" title="" id="45" name="Picture"/>
             <a:graphic>
               <a:graphicData uri="http://schemas.openxmlformats.org/drawingml/2006/picture">
                 <pic:pic>
                   <pic:nvPicPr>
-                    <pic:cNvPr descr="../figures/docx_png/FigureS9.png" id="44" name="Picture"/>
+                    <pic:cNvPr descr="../figures/docx_png/FigureS9.png" id="46" name="Picture"/>
                     <pic:cNvPicPr>
                       <a:picLocks noChangeArrowheads="1" noChangeAspect="1"/>
                     </pic:cNvPicPr>
                   </pic:nvPicPr>
                   <pic:blipFill>
-                    <a:blip r:embed="rId42"/>
+                    <a:blip r:embed="rId44"/>
                     <a:stretch>
                       <a:fillRect/>
                     </a:stretch>
@@ -1042,8 +1176,8 @@
         <w:t xml:space="preserve">), showing whether the MR estimate is dominated by any single instrumental variable (SNP). These analyses support gene prioritization under instrumental-variable assumptions but do not prove mechanism.</w:t>
       </w:r>
     </w:p>
-    <w:bookmarkEnd w:id="45"/>
-    <w:bookmarkStart w:id="49" w:name="fig:S10"/>
+    <w:bookmarkEnd w:id="47"/>
+    <w:bookmarkStart w:id="51" w:name="fig:S10"/>
     <w:p>
       <w:pPr>
         <w:pStyle w:val="CaptionedFigure"/>
@@ -1053,18 +1187,18 @@
           <wp:inline>
             <wp:extent cx="5067300" cy="5094301"/>
             <wp:effectExtent b="0" l="0" r="0" t="0"/>
-            <wp:docPr descr="" title="" id="47" name="Picture"/>
+            <wp:docPr descr="" title="" id="49" name="Picture"/>
             <a:graphic>
               <a:graphicData uri="http://schemas.openxmlformats.org/drawingml/2006/picture">
                 <pic:pic>
                   <pic:nvPicPr>
-                    <pic:cNvPr descr="../figures/docx_png/FigureS10.png" id="48" name="Picture"/>
+                    <pic:cNvPr descr="../figures/docx_png/FigureS10.png" id="50" name="Picture"/>
                     <pic:cNvPicPr>
                       <a:picLocks noChangeArrowheads="1" noChangeAspect="1"/>
                     </pic:cNvPicPr>
                   </pic:nvPicPr>
                   <pic:blipFill>
-                    <a:blip r:embed="rId46"/>
+                    <a:blip r:embed="rId48"/>
                     <a:stretch>
                       <a:fillRect/>
                     </a:stretch>
@@ -1120,8 +1254,8 @@
         <w:t xml:space="preserve">= 0). Stable direction across leave-one-out analyses is interpreted as support for prioritization, not as definitive causal proof.</w:t>
       </w:r>
     </w:p>
-    <w:bookmarkEnd w:id="49"/>
-    <w:bookmarkStart w:id="53" w:name="fig:S11"/>
+    <w:bookmarkEnd w:id="51"/>
+    <w:bookmarkStart w:id="55" w:name="fig:S11"/>
     <w:p>
       <w:pPr>
         <w:pStyle w:val="CaptionedFigure"/>
@@ -1131,18 +1265,18 @@
           <wp:inline>
             <wp:extent cx="5067300" cy="1486434"/>
             <wp:effectExtent b="0" l="0" r="0" t="0"/>
-            <wp:docPr descr="" title="" id="51" name="Picture"/>
+            <wp:docPr descr="" title="" id="53" name="Picture"/>
             <a:graphic>
               <a:graphicData uri="http://schemas.openxmlformats.org/drawingml/2006/picture">
                 <pic:pic>
                   <pic:nvPicPr>
-                    <pic:cNvPr descr="../figures/docx_png/FigureY_hotspot_collapse.png" id="52" name="Picture"/>
+                    <pic:cNvPr descr="../figures/docx_png/FigureY_hotspot_collapse.png" id="54" name="Picture"/>
                     <pic:cNvPicPr>
                       <a:picLocks noChangeArrowheads="1" noChangeAspect="1"/>
                     </pic:cNvPicPr>
                   </pic:nvPicPr>
                   <pic:blipFill>
-                    <a:blip r:embed="rId50"/>
+                    <a:blip r:embed="rId52"/>
                     <a:stretch>
                       <a:fillRect/>
                     </a:stretch>
@@ -1187,8 +1321,8 @@
         <w:t xml:space="preserve">Transcriptomic manifold maps before and after computational C1QA attenuation show reduced high-C1Q score regions. The paired Moran’s I summary shows reduced spatial autocorrelation after score recomputation, supporting score dependency rather than experimental perturbation or causal proof.</w:t>
       </w:r>
     </w:p>
-    <w:bookmarkEnd w:id="53"/>
-    <w:bookmarkStart w:id="57" w:name="fig:S12"/>
+    <w:bookmarkEnd w:id="55"/>
+    <w:bookmarkStart w:id="59" w:name="fig:S12"/>
     <w:p>
       <w:pPr>
         <w:pStyle w:val="CaptionedFigure"/>
@@ -1198,18 +1332,18 @@
           <wp:inline>
             <wp:extent cx="5067300" cy="1485855"/>
             <wp:effectExtent b="0" l="0" r="0" t="0"/>
-            <wp:docPr descr="" title="" id="55" name="Picture"/>
+            <wp:docPr descr="" title="" id="57" name="Picture"/>
             <a:graphic>
               <a:graphicData uri="http://schemas.openxmlformats.org/drawingml/2006/picture">
                 <pic:pic>
                   <pic:nvPicPr>
-                    <pic:cNvPr descr="../figures/docx_png/FigureS12_mechanism_modules.png" id="56" name="Picture"/>
+                    <pic:cNvPr descr="../figures/docx_png/FigureS12_mechanism_modules.png" id="58" name="Picture"/>
                     <pic:cNvPicPr>
                       <a:picLocks noChangeArrowheads="1" noChangeAspect="1"/>
                     </pic:cNvPicPr>
                   </pic:nvPicPr>
                   <pic:blipFill>
-                    <a:blip r:embed="rId54"/>
+                    <a:blip r:embed="rId56"/>
                     <a:stretch>
                       <a:fillRect/>
                     </a:stretch>
@@ -1254,9 +1388,9 @@
         <w:t xml:space="preserve">Left: dose-response relationship between C1Q quartiles and CD8 proxy activity. Middle: spatial scale dependency of local coupling and spatial autocorrelation across 50/100/200 radii. Right: specificity ranking of C1Q-axis genes versus non-C1Q controls based on survival-linked statistical signal.</w:t>
       </w:r>
     </w:p>
-    <w:bookmarkEnd w:id="57"/>
-    <w:bookmarkEnd w:id="58"/>
-    <w:bookmarkStart w:id="73" w:name="supplementary-tables"/>
+    <w:bookmarkEnd w:id="59"/>
+    <w:bookmarkEnd w:id="60"/>
+    <w:bookmarkStart w:id="75" w:name="supplementary-tables"/>
     <w:p>
       <w:pPr>
         <w:pStyle w:val="Heading1"/>
@@ -1355,7 +1489,7 @@
         <w:t xml:space="preserve">Table S13, multivariable Cox regression analysis of the retrospective score.</w:t>
       </w:r>
     </w:p>
-    <w:bookmarkStart w:id="59" w:name="tab:Table_S1a"/>
+    <w:bookmarkStart w:id="61" w:name="tab:Table_S1a"/>
     <w:p>
       <w:pPr>
         <w:pStyle w:val="TableCaption"/>
@@ -2494,8 +2628,8 @@
         </w:tc>
       </w:tr>
     </w:tbl>
-    <w:bookmarkEnd w:id="59"/>
-    <w:bookmarkStart w:id="60" w:name="tab:Table_S1b"/>
+    <w:bookmarkEnd w:id="61"/>
+    <w:bookmarkStart w:id="62" w:name="tab:Table_S1b"/>
     <w:p>
       <w:pPr>
         <w:pStyle w:val="TableCaption"/>
@@ -5113,7 +5247,7 @@
         </w:tc>
       </w:tr>
     </w:tbl>
-    <w:bookmarkEnd w:id="60"/>
+    <w:bookmarkEnd w:id="62"/>
     <w:p>
       <w:pPr>
         <w:pStyle w:val="BodyText"/>
@@ -5271,7 +5405,7 @@
         <w:t xml:space="preserve">Hyperparameters (Table S1a) were determined via Bayesian optimization to maximize balanced accuracy.</w:t>
       </w:r>
     </w:p>
-    <w:bookmarkStart w:id="61" w:name="tab:S2"/>
+    <w:bookmarkStart w:id="63" w:name="tab:S2"/>
     <w:p>
       <w:pPr>
         <w:pStyle w:val="TableCaption"/>
@@ -6285,7 +6419,7 @@
         </w:tc>
       </w:tr>
     </w:tbl>
-    <w:bookmarkEnd w:id="61"/>
+    <w:bookmarkEnd w:id="63"/>
     <w:p>
       <w:pPr>
         <w:pStyle w:val="BodyText"/>
@@ -6394,7 +6528,7 @@
         <w:t xml:space="preserve">These enrichment terms provide biological context for the retrospective AdaBoost reference score and are not interpreted as pathway-level confirmation.</w:t>
       </w:r>
     </w:p>
-    <w:bookmarkStart w:id="62" w:name="tab:S3"/>
+    <w:bookmarkStart w:id="64" w:name="tab:S3"/>
     <w:p>
       <w:pPr>
         <w:pStyle w:val="TableCaption"/>
@@ -6874,7 +7008,7 @@
         </w:tc>
       </w:tr>
     </w:tbl>
-    <w:bookmarkEnd w:id="62"/>
+    <w:bookmarkEnd w:id="64"/>
     <w:p>
       <w:pPr>
         <w:pStyle w:val="BodyText"/>
@@ -6893,7 +7027,7 @@
         <w:t xml:space="preserve">Gene-gene interaction network was constructed using spatial transcriptomics data. Edge weights represent spatial correlation coefficients between gene expression patterns. Sources indicate the type of analysis or database used to identify the interaction. Only significant interactions (P &lt; 0.050) are shown. Spatial-correlation P-values are spot/cell-level descriptive statistics within the analyzed sections and should not be interpreted as independent patient-level inference.</w:t>
       </w:r>
     </w:p>
-    <w:bookmarkStart w:id="63" w:name="tab:Table_S4"/>
+    <w:bookmarkStart w:id="65" w:name="tab:Table_S4"/>
     <w:p>
       <w:pPr>
         <w:pStyle w:val="TableCaption"/>
@@ -9477,7 +9611,7 @@
         </w:tc>
       </w:tr>
     </w:tbl>
-    <w:bookmarkEnd w:id="63"/>
+    <w:bookmarkEnd w:id="65"/>
     <w:p>
       <w:pPr>
         <w:pStyle w:val="BodyText"/>
@@ -9508,7 +9642,7 @@
         <w:t xml:space="preserve">.</w:t>
       </w:r>
     </w:p>
-    <w:bookmarkStart w:id="64" w:name="tab:Table_S5"/>
+    <w:bookmarkStart w:id="66" w:name="tab:Table_S5"/>
     <w:p>
       <w:pPr>
         <w:pStyle w:val="TableCaption"/>
@@ -10922,7 +11056,7 @@
         </w:tc>
       </w:tr>
     </w:tbl>
-    <w:bookmarkEnd w:id="64"/>
+    <w:bookmarkEnd w:id="66"/>
     <w:p>
       <w:pPr>
         <w:pStyle w:val="BodyText"/>
@@ -10970,7 +11104,7 @@
         <w:t xml:space="preserve">.</w:t>
       </w:r>
     </w:p>
-    <w:bookmarkStart w:id="65" w:name="tab:Table_S6"/>
+    <w:bookmarkStart w:id="67" w:name="tab:Table_S6"/>
     <w:p>
       <w:pPr>
         <w:pStyle w:val="TableCaption"/>
@@ -12967,7 +13101,7 @@
         </w:tc>
       </w:tr>
     </w:tbl>
-    <w:bookmarkEnd w:id="65"/>
+    <w:bookmarkEnd w:id="67"/>
     <w:p>
       <w:pPr>
         <w:pStyle w:val="BodyText"/>
@@ -13092,7 +13226,7 @@
         <w:t xml:space="preserve">).</w:t>
       </w:r>
     </w:p>
-    <w:bookmarkStart w:id="66" w:name="tab:S7"/>
+    <w:bookmarkStart w:id="68" w:name="tab:S7"/>
     <w:p>
       <w:pPr>
         <w:pStyle w:val="TableCaption"/>
@@ -14569,7 +14703,7 @@
         </w:tc>
       </w:tr>
     </w:tbl>
-    <w:bookmarkEnd w:id="66"/>
+    <w:bookmarkEnd w:id="68"/>
     <w:p>
       <w:pPr>
         <w:pStyle w:val="BodyText"/>
@@ -14605,7 +14739,7 @@
         <w:t xml:space="preserve">0.05 were considered statistically significant. Only representative genes are shown; complete results are available in supplementary data files.</w:t>
       </w:r>
     </w:p>
-    <w:bookmarkStart w:id="67" w:name="tab:Table_S8"/>
+    <w:bookmarkStart w:id="69" w:name="tab:Table_S8"/>
     <w:p>
       <w:pPr>
         <w:pStyle w:val="TableCaption"/>
@@ -15894,7 +16028,7 @@
         </w:tc>
       </w:tr>
     </w:tbl>
-    <w:bookmarkEnd w:id="67"/>
+    <w:bookmarkEnd w:id="69"/>
     <w:p>
       <w:pPr>
         <w:pStyle w:val="BodyText"/>
@@ -15913,7 +16047,7 @@
         <w:t xml:space="preserve">Differential expression analysis across tumor microenvironment (TME) subtypes. FC: Fold Change; FDR: False Discovery Rate. Only top genes per subtype are shown; complete results are available in supplementary data files. This table provides subtype context and is not a colocalization or causal analysis.</w:t>
       </w:r>
     </w:p>
-    <w:bookmarkStart w:id="68" w:name="tab:Table_S9"/>
+    <w:bookmarkStart w:id="70" w:name="tab:Table_S9"/>
     <w:p>
       <w:pPr>
         <w:pStyle w:val="TableCaption"/>
@@ -16312,7 +16446,7 @@
         </w:tc>
       </w:tr>
     </w:tbl>
-    <w:bookmarkEnd w:id="68"/>
+    <w:bookmarkEnd w:id="70"/>
     <w:p>
       <w:pPr>
         <w:pStyle w:val="BodyText"/>
@@ -16331,7 +16465,7 @@
         <w:t xml:space="preserve">External-cohort covariate summaries for survival endpoints. HR: Hazard Ratio; CI: Confidence Interval; OS: Overall Survival; RFS: Recurrence-Free Survival. Main external traceability estimates are interpreted descriptively rather than as confirmatory evidence.</w:t>
       </w:r>
     </w:p>
-    <w:bookmarkStart w:id="69" w:name="tab:Table_S10"/>
+    <w:bookmarkStart w:id="71" w:name="tab:Table_S10"/>
     <w:p>
       <w:pPr>
         <w:pStyle w:val="TableCaption"/>
@@ -16611,7 +16745,7 @@
         </w:tc>
       </w:tr>
     </w:tbl>
-    <w:bookmarkEnd w:id="69"/>
+    <w:bookmarkEnd w:id="71"/>
     <w:p>
       <w:pPr>
         <w:pStyle w:val="BodyText"/>
@@ -16630,7 +16764,7 @@
         <w:t xml:space="preserve">This table replaces SNP-level example rows with the reporting boundary used for cell-type eQTL context. Formal MR diagnostics are reported at gene level in Table S11 and Supplementary Figures S9–S10; no placeholder or illustrative SNP identifiers are included in the submission.</w:t>
       </w:r>
     </w:p>
-    <w:bookmarkStart w:id="70" w:name="tab:Table_S11"/>
+    <w:bookmarkStart w:id="72" w:name="tab:Table_S11"/>
     <w:p>
       <w:pPr>
         <w:pStyle w:val="TableCaption"/>
@@ -18091,7 +18225,7 @@
         </w:tc>
       </w:tr>
     </w:tbl>
-    <w:bookmarkEnd w:id="70"/>
+    <w:bookmarkEnd w:id="72"/>
     <w:p>
       <w:pPr>
         <w:pStyle w:val="BodyText"/>
@@ -18130,7 +18264,7 @@
         <w:t xml:space="preserve">. Only prioritized genes are shown; complete results available in supplementary data files.</w:t>
       </w:r>
     </w:p>
-    <w:bookmarkStart w:id="71" w:name="tab:Table_S12"/>
+    <w:bookmarkStart w:id="73" w:name="tab:Table_S12"/>
     <w:p>
       <w:pPr>
         <w:pStyle w:val="TableCaption"/>
@@ -18374,7 +18508,7 @@
         </w:tc>
       </w:tr>
     </w:tbl>
-    <w:bookmarkEnd w:id="71"/>
+    <w:bookmarkEnd w:id="73"/>
     <w:p>
       <w:pPr>
         <w:pStyle w:val="BodyText"/>
@@ -18393,7 +18527,7 @@
         <w:t xml:space="preserve">This table reports cohort-level spatial-data structure rather than individual source accession identifiers. Source pages, processing notes, and claim-to-source mapping are provided in the source-data manifest and public repository. Spatial analyses are interpreted at the patient, section, or sample-contrast level; spots and cells are measurement units within those samples.</w:t>
       </w:r>
     </w:p>
-    <w:bookmarkStart w:id="72" w:name="tab:Table_S13"/>
+    <w:bookmarkStart w:id="74" w:name="tab:Table_S13"/>
     <w:p>
       <w:pPr>
         <w:pStyle w:val="TableCaption"/>
@@ -19133,7 +19267,7 @@
         </w:tc>
       </w:tr>
     </w:tbl>
-    <w:bookmarkEnd w:id="72"/>
+    <w:bookmarkEnd w:id="74"/>
     <w:p>
       <w:pPr>
         <w:pStyle w:val="BodyText"/>
@@ -19208,7 +19342,7 @@
         <w:t xml:space="preserve">The C1Q signature remained associated with outcome in the training cohort and showed a compatible trend in the external cohort. Harmonized PD-L1/TMB comparator modeling was not available across the analyzed public cohorts and is not claimed as a completed baseline-comparison analysis.</w:t>
       </w:r>
     </w:p>
-    <w:bookmarkEnd w:id="73"/>
+    <w:bookmarkEnd w:id="75"/>
     <w:sectPr>
       <w:footnotePr>
         <w:numRestart w:val="eachSect"/>

--- a/supplementary/supplementary_material.docx
+++ b/supplementary/supplementary_material.docx
@@ -788,29 +788,13 @@
         <w:spacing w:before="60" w:after="160" w:line="276" w:lineRule="auto"/>
         <w:jc w:val="left"/>
       </w:pPr>
-      <m:oMath>
-        <m:r>
-          <m:rPr>
-            <m:sty m:val="p"/>
-          </m:rPr>
-          <m:t>±</m:t>
-        </m:r>
-      </m:oMath>
       <w:r>
         <w:rPr>
           <w:rFonts w:ascii="Times New Roman" w:hAnsi="Times New Roman" w:eastAsia="Times New Roman"/>
           <w:b/>
           <w:sz w:val="20"/>
         </w:rPr>
-        <w:t>Figure S8. 5-fold cross-validation score-behavior and algorithm comparison.</w:t>
-      </w:r>
-      <w:r>
-        <w:rPr>
-          <w:rFonts w:ascii="Times New Roman" w:hAnsi="Times New Roman" w:eastAsia="Times New Roman"/>
-          <w:b w:val="0"/>
-          <w:sz w:val="20"/>
-        </w:rPr>
-        <w:t xml:space="preserve"> (A) ROC curves from each of the 5 cross-validation folds. The mean AUC across all folds was 0.743 +/- 0.028, indicating internally reproducible but retrospective discrimination. (B) Algorithm-comparison bar chart showing AUC, Accuracy, Precision, Recall, and F1-score across different machine learning algorithms (AdaBoost, Random Forest, XGBoost, Logistic Regression, SVM). Algorithm rankings varied by metric; no single model is interpreted as clinically superior. Error bars represent standard deviation across the 5 CV folds.</w:t>
+        <w:t>Figure S8. 5-fold cross-validation score-behavior and algorithm comparison. (A) ROC curves from each of the 5 cross-validation folds. The mean AUC across all folds was 0.743 ? 0.028, indicating internally reproducible but retrospective discrimination. (B) Algorithm-comparison bar chart showing AUC, Accuracy, Precision, Recall, and F1-score across different machine learning algorithms (AdaBoost, Random Forest, XGBoost, Logistic Regression, SVM). Algorithm rankings varied by metric; no single model is interpreted as clinically superior. Error bars represent standard deviation across the 5 CV folds.</w:t>
       </w:r>
     </w:p>
     <w:bookmarkEnd w:id="43"/>
@@ -31643,11 +31627,10 @@
       <w:r>
         <w:rPr>
           <w:rFonts w:ascii="Times New Roman" w:hAnsi="Times New Roman" w:eastAsia="Times New Roman"/>
-          <w:b w:val="0"/>
           <w:i/>
           <w:sz w:val="18"/>
         </w:rPr>
-        <w:t>Note: This table replaces SNP-level example rows with the reporting boundary used for cell-type eQTL context. Formal MR diagnostics are reported at gene level in Table S11 and Supplementary Figures S9-S10; no placeholder or illustrative SNP identifiers are included in the submission.</w:t>
+        <w:t>Note: This table replaces SNP-level example rows with the reporting boundary used for cell-type eQTL context. Formal MR diagnostics are reported at gene level in Table S11 and Supplementary Figures S9?S10; no placeholder or illustrative SNP identifiers are included in the submission.</w:t>
       </w:r>
     </w:p>
     <w:bookmarkEnd w:id="71"/>

--- a/supplementary/supplementary_material.docx
+++ b/supplementary/supplementary_material.docx
@@ -791,10 +791,11 @@
       <w:r>
         <w:rPr>
           <w:rFonts w:ascii="Times New Roman" w:hAnsi="Times New Roman" w:eastAsia="Times New Roman"/>
-          <w:b/>
+          <w:b w:val="0"/>
+          <w:i w:val="0"/>
           <w:sz w:val="20"/>
         </w:rPr>
-        <w:t>Figure S8. 5-fold cross-validation score-behavior and algorithm comparison. (A) ROC curves from each of the 5 cross-validation folds. The mean AUC across all folds was 0.743 ? 0.028, indicating internally reproducible but retrospective discrimination. (B) Algorithm-comparison bar chart showing AUC, Accuracy, Precision, Recall, and F1-score across different machine learning algorithms (AdaBoost, Random Forest, XGBoost, Logistic Regression, SVM). Algorithm rankings varied by metric; no single model is interpreted as clinically superior. Error bars represent standard deviation across the 5 CV folds.</w:t>
+        <w:t>Figure S8. 5-fold cross-validation score-behavior and algorithm comparison. (A) ROC curves from each of the 5 cross-validation folds. The mean AUC across all folds was 0.743 ± 0.028, indicating internally reproducible but retrospective discrimination. (B) Algorithm-comparison bar chart showing AUC, Accuracy, Precision, Recall, and F1-score across different machine learning algorithms (AdaBoost, Random Forest, XGBoost, Logistic Regression, SVM). Algorithm rankings varied by metric; no single model is interpreted as clinically superior. Error bars represent standard deviation across the 5 CV folds.</w:t>
       </w:r>
     </w:p>
     <w:bookmarkEnd w:id="43"/>
@@ -1328,24 +1329,17 @@
     <w:p>
       <w:pPr>
         <w:pStyle w:val="Caption"/>
-        <w:spacing w:before="60" w:after="160" w:line="276" w:lineRule="auto"/>
+        <w:spacing w:before="120" w:after="80" w:line="276" w:lineRule="auto"/>
         <w:jc w:val="left"/>
       </w:pPr>
       <w:r>
         <w:rPr>
           <w:rFonts w:ascii="Times New Roman" w:hAnsi="Times New Roman" w:eastAsia="Times New Roman"/>
           <w:b/>
+          <w:i w:val="0"/>
           <w:sz w:val="20"/>
         </w:rPr>
-        <w:t>Table S1a.</w:t>
-      </w:r>
-      <w:r>
-        <w:rPr>
-          <w:rFonts w:ascii="Times New Roman" w:hAnsi="Times New Roman" w:eastAsia="Times New Roman"/>
-          <w:b w:val="0"/>
-          <w:sz w:val="20"/>
-        </w:rPr>
-        <w:t xml:space="preserve"> Apparent training-set metrics for audit transparency only</w:t>
+        <w:t>Table S1a. Apparent training-set metrics for audit transparency only</w:t>
       </w:r>
     </w:p>
     <w:tbl>
@@ -1381,7 +1375,7 @@
         <w:tc>
           <w:tcPr>
             <w:tcBorders>
-              <w:top w:val="nil"/>
+              <w:top w:val="single" w:sz="12" w:space="0" w:color="000000"/>
               <w:left w:val="nil"/>
               <w:bottom w:val="single" w:sz="8" w:space="0" w:color="000000"/>
               <w:right w:val="nil"/>
@@ -1410,7 +1404,7 @@
         <w:tc>
           <w:tcPr>
             <w:tcBorders>
-              <w:top w:val="nil"/>
+              <w:top w:val="single" w:sz="12" w:space="0" w:color="000000"/>
               <w:left w:val="nil"/>
               <w:bottom w:val="single" w:sz="8" w:space="0" w:color="000000"/>
               <w:right w:val="nil"/>
@@ -1439,7 +1433,7 @@
         <w:tc>
           <w:tcPr>
             <w:tcBorders>
-              <w:top w:val="nil"/>
+              <w:top w:val="single" w:sz="12" w:space="0" w:color="000000"/>
               <w:left w:val="nil"/>
               <w:bottom w:val="single" w:sz="8" w:space="0" w:color="000000"/>
               <w:right w:val="nil"/>
@@ -1468,7 +1462,7 @@
         <w:tc>
           <w:tcPr>
             <w:tcBorders>
-              <w:top w:val="nil"/>
+              <w:top w:val="single" w:sz="12" w:space="0" w:color="000000"/>
               <w:left w:val="nil"/>
               <w:bottom w:val="single" w:sz="8" w:space="0" w:color="000000"/>
               <w:right w:val="nil"/>
@@ -1497,7 +1491,7 @@
         <w:tc>
           <w:tcPr>
             <w:tcBorders>
-              <w:top w:val="nil"/>
+              <w:top w:val="single" w:sz="12" w:space="0" w:color="000000"/>
               <w:left w:val="nil"/>
               <w:bottom w:val="single" w:sz="8" w:space="0" w:color="000000"/>
               <w:right w:val="nil"/>
@@ -1526,7 +1520,7 @@
         <w:tc>
           <w:tcPr>
             <w:tcBorders>
-              <w:top w:val="nil"/>
+              <w:top w:val="single" w:sz="12" w:space="0" w:color="000000"/>
               <w:left w:val="nil"/>
               <w:bottom w:val="single" w:sz="8" w:space="0" w:color="000000"/>
               <w:right w:val="nil"/>
@@ -1555,7 +1549,7 @@
         <w:tc>
           <w:tcPr>
             <w:tcBorders>
-              <w:top w:val="nil"/>
+              <w:top w:val="single" w:sz="12" w:space="0" w:color="000000"/>
               <w:left w:val="nil"/>
               <w:bottom w:val="single" w:sz="8" w:space="0" w:color="000000"/>
               <w:right w:val="nil"/>
@@ -3289,7 +3283,7 @@
             <w:tcBorders>
               <w:top w:val="nil"/>
               <w:left w:val="nil"/>
-              <w:bottom w:val="nil"/>
+              <w:bottom w:val="single" w:sz="12" w:space="0" w:color="000000"/>
               <w:right w:val="nil"/>
               <w:insideH w:val="nil"/>
               <w:insideV w:val="nil"/>
@@ -3317,26 +3311,26 @@
             <w:tcBorders>
               <w:top w:val="nil"/>
               <w:left w:val="nil"/>
-              <w:bottom w:val="nil"/>
-              <w:right w:val="nil"/>
-              <w:insideH w:val="nil"/>
-              <w:insideV w:val="nil"/>
-            </w:tcBorders>
-            <w:vAlign w:val="center"/>
-          </w:tcPr>
-          <w:p>
-            <w:pPr>
-              <w:pStyle w:val="Compact"/>
-              <w:spacing w:before="0" w:after="40"/>
-            </w:pPr>
-          </w:p>
-        </w:tc>
-        <w:tc>
-          <w:tcPr>
-            <w:tcBorders>
-              <w:top w:val="nil"/>
-              <w:left w:val="nil"/>
-              <w:bottom w:val="nil"/>
+              <w:bottom w:val="single" w:sz="12" w:space="0" w:color="000000"/>
+              <w:right w:val="nil"/>
+              <w:insideH w:val="nil"/>
+              <w:insideV w:val="nil"/>
+            </w:tcBorders>
+            <w:vAlign w:val="center"/>
+          </w:tcPr>
+          <w:p>
+            <w:pPr>
+              <w:pStyle w:val="Compact"/>
+              <w:spacing w:before="0" w:after="40"/>
+            </w:pPr>
+          </w:p>
+        </w:tc>
+        <w:tc>
+          <w:tcPr>
+            <w:tcBorders>
+              <w:top w:val="nil"/>
+              <w:left w:val="nil"/>
+              <w:bottom w:val="single" w:sz="12" w:space="0" w:color="000000"/>
               <w:right w:val="nil"/>
               <w:insideH w:val="nil"/>
               <w:insideV w:val="nil"/>
@@ -3364,7 +3358,7 @@
             <w:tcBorders>
               <w:top w:val="nil"/>
               <w:left w:val="nil"/>
-              <w:bottom w:val="nil"/>
+              <w:bottom w:val="single" w:sz="12" w:space="0" w:color="000000"/>
               <w:right w:val="nil"/>
               <w:insideH w:val="nil"/>
               <w:insideV w:val="nil"/>
@@ -3392,7 +3386,7 @@
             <w:tcBorders>
               <w:top w:val="nil"/>
               <w:left w:val="nil"/>
-              <w:bottom w:val="nil"/>
+              <w:bottom w:val="single" w:sz="12" w:space="0" w:color="000000"/>
               <w:right w:val="nil"/>
               <w:insideH w:val="nil"/>
               <w:insideV w:val="nil"/>
@@ -3420,7 +3414,7 @@
             <w:tcBorders>
               <w:top w:val="nil"/>
               <w:left w:val="nil"/>
-              <w:bottom w:val="nil"/>
+              <w:bottom w:val="single" w:sz="12" w:space="0" w:color="000000"/>
               <w:right w:val="nil"/>
               <w:insideH w:val="nil"/>
               <w:insideV w:val="nil"/>
@@ -3448,7 +3442,7 @@
             <w:tcBorders>
               <w:top w:val="nil"/>
               <w:left w:val="nil"/>
-              <w:bottom w:val="nil"/>
+              <w:bottom w:val="single" w:sz="12" w:space="0" w:color="000000"/>
               <w:right w:val="nil"/>
               <w:insideH w:val="nil"/>
               <w:insideV w:val="nil"/>
@@ -3493,24 +3487,17 @@
     <w:p>
       <w:pPr>
         <w:pStyle w:val="Caption"/>
-        <w:spacing w:before="60" w:after="160" w:line="276" w:lineRule="auto"/>
+        <w:spacing w:before="120" w:after="80" w:line="276" w:lineRule="auto"/>
         <w:jc w:val="left"/>
       </w:pPr>
       <w:r>
         <w:rPr>
           <w:rFonts w:ascii="Times New Roman" w:hAnsi="Times New Roman" w:eastAsia="Times New Roman"/>
           <w:b/>
+          <w:i w:val="0"/>
           <w:sz w:val="20"/>
         </w:rPr>
-        <w:t>Table S1b.</w:t>
-      </w:r>
-      <w:r>
-        <w:rPr>
-          <w:rFonts w:ascii="Times New Roman" w:hAnsi="Times New Roman" w:eastAsia="Times New Roman"/>
-          <w:b w:val="0"/>
-          <w:sz w:val="20"/>
-        </w:rPr>
-        <w:t xml:space="preserve"> Retrospective score-behavior metrics in internal cross-validation, test, and external traceability sets</w:t>
+        <w:t>Table S1b. Retrospective score-behavior metrics in internal cross-validation, test, and external traceability sets</w:t>
       </w:r>
     </w:p>
     <w:tbl>
@@ -3551,7 +3538,7 @@
         <w:tc>
           <w:tcPr>
             <w:tcBorders>
-              <w:top w:val="nil"/>
+              <w:top w:val="single" w:sz="12" w:space="0" w:color="000000"/>
               <w:left w:val="nil"/>
               <w:bottom w:val="single" w:sz="8" w:space="0" w:color="000000"/>
               <w:right w:val="nil"/>
@@ -3572,7 +3559,7 @@
           <w:tcPr>
             <w:gridSpan w:val="5"/>
             <w:tcBorders>
-              <w:top w:val="nil"/>
+              <w:top w:val="single" w:sz="12" w:space="0" w:color="000000"/>
               <w:left w:val="nil"/>
               <w:bottom w:val="single" w:sz="8" w:space="0" w:color="000000"/>
               <w:right w:val="nil"/>
@@ -3602,7 +3589,7 @@
           <w:tcPr>
             <w:gridSpan w:val="5"/>
             <w:tcBorders>
-              <w:top w:val="nil"/>
+              <w:top w:val="single" w:sz="12" w:space="0" w:color="000000"/>
               <w:left w:val="nil"/>
               <w:bottom w:val="single" w:sz="8" w:space="0" w:color="000000"/>
               <w:right w:val="nil"/>
@@ -3631,7 +3618,7 @@
         <w:tc>
           <w:tcPr>
             <w:tcBorders>
-              <w:top w:val="nil"/>
+              <w:top w:val="single" w:sz="12" w:space="0" w:color="000000"/>
               <w:left w:val="nil"/>
               <w:bottom w:val="single" w:sz="8" w:space="0" w:color="000000"/>
               <w:right w:val="nil"/>
@@ -8303,7 +8290,7 @@
             <w:tcBorders>
               <w:top w:val="nil"/>
               <w:left w:val="nil"/>
-              <w:bottom w:val="nil"/>
+              <w:bottom w:val="single" w:sz="12" w:space="0" w:color="000000"/>
               <w:right w:val="nil"/>
               <w:insideH w:val="nil"/>
               <w:insideV w:val="nil"/>
@@ -8331,7 +8318,7 @@
             <w:tcBorders>
               <w:top w:val="nil"/>
               <w:left w:val="nil"/>
-              <w:bottom w:val="nil"/>
+              <w:bottom w:val="single" w:sz="12" w:space="0" w:color="000000"/>
               <w:right w:val="nil"/>
               <w:insideH w:val="nil"/>
               <w:insideV w:val="nil"/>
@@ -8375,7 +8362,7 @@
             <w:tcBorders>
               <w:top w:val="nil"/>
               <w:left w:val="nil"/>
-              <w:bottom w:val="nil"/>
+              <w:bottom w:val="single" w:sz="12" w:space="0" w:color="000000"/>
               <w:right w:val="nil"/>
               <w:insideH w:val="nil"/>
               <w:insideV w:val="nil"/>
@@ -8419,7 +8406,7 @@
             <w:tcBorders>
               <w:top w:val="nil"/>
               <w:left w:val="nil"/>
-              <w:bottom w:val="nil"/>
+              <w:bottom w:val="single" w:sz="12" w:space="0" w:color="000000"/>
               <w:right w:val="nil"/>
               <w:insideH w:val="nil"/>
               <w:insideV w:val="nil"/>
@@ -8463,7 +8450,7 @@
             <w:tcBorders>
               <w:top w:val="nil"/>
               <w:left w:val="nil"/>
-              <w:bottom w:val="nil"/>
+              <w:bottom w:val="single" w:sz="12" w:space="0" w:color="000000"/>
               <w:right w:val="nil"/>
               <w:insideH w:val="nil"/>
               <w:insideV w:val="nil"/>
@@ -8507,7 +8494,7 @@
             <w:tcBorders>
               <w:top w:val="nil"/>
               <w:left w:val="nil"/>
-              <w:bottom w:val="nil"/>
+              <w:bottom w:val="single" w:sz="12" w:space="0" w:color="000000"/>
               <w:right w:val="nil"/>
               <w:insideH w:val="nil"/>
               <w:insideV w:val="nil"/>
@@ -8551,7 +8538,7 @@
             <w:tcBorders>
               <w:top w:val="nil"/>
               <w:left w:val="nil"/>
-              <w:bottom w:val="nil"/>
+              <w:bottom w:val="single" w:sz="12" w:space="0" w:color="000000"/>
               <w:right w:val="nil"/>
               <w:insideH w:val="nil"/>
               <w:insideV w:val="nil"/>
@@ -8579,7 +8566,7 @@
             <w:tcBorders>
               <w:top w:val="nil"/>
               <w:left w:val="nil"/>
-              <w:bottom w:val="nil"/>
+              <w:bottom w:val="single" w:sz="12" w:space="0" w:color="000000"/>
               <w:right w:val="nil"/>
               <w:insideH w:val="nil"/>
               <w:insideV w:val="nil"/>
@@ -8607,7 +8594,7 @@
             <w:tcBorders>
               <w:top w:val="nil"/>
               <w:left w:val="nil"/>
-              <w:bottom w:val="nil"/>
+              <w:bottom w:val="single" w:sz="12" w:space="0" w:color="000000"/>
               <w:right w:val="nil"/>
               <w:insideH w:val="nil"/>
               <w:insideV w:val="nil"/>
@@ -8635,7 +8622,7 @@
             <w:tcBorders>
               <w:top w:val="nil"/>
               <w:left w:val="nil"/>
-              <w:bottom w:val="nil"/>
+              <w:bottom w:val="single" w:sz="12" w:space="0" w:color="000000"/>
               <w:right w:val="nil"/>
               <w:insideH w:val="nil"/>
               <w:insideV w:val="nil"/>
@@ -8663,7 +8650,7 @@
             <w:tcBorders>
               <w:top w:val="nil"/>
               <w:left w:val="nil"/>
-              <w:bottom w:val="nil"/>
+              <w:bottom w:val="single" w:sz="12" w:space="0" w:color="000000"/>
               <w:right w:val="nil"/>
               <w:insideH w:val="nil"/>
               <w:insideV w:val="nil"/>
@@ -8691,7 +8678,7 @@
             <w:tcBorders>
               <w:top w:val="nil"/>
               <w:left w:val="nil"/>
-              <w:bottom w:val="nil"/>
+              <w:bottom w:val="single" w:sz="12" w:space="0" w:color="000000"/>
               <w:right w:val="nil"/>
               <w:insideH w:val="nil"/>
               <w:insideV w:val="nil"/>
@@ -8736,24 +8723,17 @@
     <w:p>
       <w:pPr>
         <w:pStyle w:val="Caption"/>
-        <w:spacing w:before="60" w:after="160" w:line="276" w:lineRule="auto"/>
+        <w:spacing w:before="120" w:after="80" w:line="276" w:lineRule="auto"/>
         <w:jc w:val="left"/>
       </w:pPr>
       <w:r>
         <w:rPr>
           <w:rFonts w:ascii="Times New Roman" w:hAnsi="Times New Roman" w:eastAsia="Times New Roman"/>
           <w:b/>
+          <w:i w:val="0"/>
           <w:sz w:val="20"/>
         </w:rPr>
-        <w:t>Table S2.</w:t>
-      </w:r>
-      <w:r>
-        <w:rPr>
-          <w:rFonts w:ascii="Times New Roman" w:hAnsi="Times New Roman" w:eastAsia="Times New Roman"/>
-          <w:b w:val="0"/>
-          <w:sz w:val="20"/>
-        </w:rPr>
-        <w:t xml:space="preserve"> Functional enrichment terms associated with the 91-feature set</w:t>
+        <w:t>Table S2. Functional enrichment terms associated with the 91-feature set</w:t>
       </w:r>
     </w:p>
     <w:tbl>
@@ -8786,7 +8766,7 @@
         <w:tc>
           <w:tcPr>
             <w:tcBorders>
-              <w:top w:val="nil"/>
+              <w:top w:val="single" w:sz="12" w:space="0" w:color="000000"/>
               <w:left w:val="nil"/>
               <w:bottom w:val="single" w:sz="8" w:space="0" w:color="000000"/>
               <w:right w:val="nil"/>
@@ -8814,7 +8794,7 @@
         <w:tc>
           <w:tcPr>
             <w:tcBorders>
-              <w:top w:val="nil"/>
+              <w:top w:val="single" w:sz="12" w:space="0" w:color="000000"/>
               <w:left w:val="nil"/>
               <w:bottom w:val="single" w:sz="8" w:space="0" w:color="000000"/>
               <w:right w:val="nil"/>
@@ -8842,7 +8822,7 @@
         <w:tc>
           <w:tcPr>
             <w:tcBorders>
-              <w:top w:val="nil"/>
+              <w:top w:val="single" w:sz="12" w:space="0" w:color="000000"/>
               <w:left w:val="nil"/>
               <w:bottom w:val="single" w:sz="8" w:space="0" w:color="000000"/>
               <w:right w:val="nil"/>
@@ -8870,7 +8850,7 @@
         <w:tc>
           <w:tcPr>
             <w:tcBorders>
-              <w:top w:val="nil"/>
+              <w:top w:val="single" w:sz="12" w:space="0" w:color="000000"/>
               <w:left w:val="nil"/>
               <w:bottom w:val="single" w:sz="8" w:space="0" w:color="000000"/>
               <w:right w:val="nil"/>
@@ -10726,7 +10706,7 @@
             <w:tcBorders>
               <w:top w:val="nil"/>
               <w:left w:val="nil"/>
-              <w:bottom w:val="nil"/>
+              <w:bottom w:val="single" w:sz="12" w:space="0" w:color="000000"/>
               <w:right w:val="nil"/>
               <w:insideH w:val="nil"/>
               <w:insideV w:val="nil"/>
@@ -10754,7 +10734,7 @@
             <w:tcBorders>
               <w:top w:val="nil"/>
               <w:left w:val="nil"/>
-              <w:bottom w:val="nil"/>
+              <w:bottom w:val="single" w:sz="12" w:space="0" w:color="000000"/>
               <w:right w:val="nil"/>
               <w:insideH w:val="nil"/>
               <w:insideV w:val="nil"/>
@@ -10782,7 +10762,7 @@
             <w:tcBorders>
               <w:top w:val="nil"/>
               <w:left w:val="nil"/>
-              <w:bottom w:val="nil"/>
+              <w:bottom w:val="single" w:sz="12" w:space="0" w:color="000000"/>
               <w:right w:val="nil"/>
               <w:insideH w:val="nil"/>
               <w:insideV w:val="nil"/>
@@ -10810,7 +10790,7 @@
             <w:tcBorders>
               <w:top w:val="nil"/>
               <w:left w:val="nil"/>
-              <w:bottom w:val="nil"/>
+              <w:bottom w:val="single" w:sz="12" w:space="0" w:color="000000"/>
               <w:right w:val="nil"/>
               <w:insideH w:val="nil"/>
               <w:insideV w:val="nil"/>
@@ -10855,24 +10835,17 @@
     <w:p>
       <w:pPr>
         <w:pStyle w:val="Caption"/>
-        <w:spacing w:before="60" w:after="160" w:line="276" w:lineRule="auto"/>
+        <w:spacing w:before="120" w:after="80" w:line="276" w:lineRule="auto"/>
         <w:jc w:val="left"/>
       </w:pPr>
       <w:r>
         <w:rPr>
           <w:rFonts w:ascii="Times New Roman" w:hAnsi="Times New Roman" w:eastAsia="Times New Roman"/>
           <w:b/>
+          <w:i w:val="0"/>
           <w:sz w:val="20"/>
         </w:rPr>
-        <w:t>Table S3.</w:t>
-      </w:r>
-      <w:r>
-        <w:rPr>
-          <w:rFonts w:ascii="Times New Roman" w:hAnsi="Times New Roman" w:eastAsia="Times New Roman"/>
-          <w:b w:val="0"/>
-          <w:sz w:val="20"/>
-        </w:rPr>
-        <w:t xml:space="preserve"> Edge list of the eQTL-driven regulatory network</w:t>
+        <w:t>Table S3. Edge list of the eQTL-driven regulatory network</w:t>
       </w:r>
     </w:p>
     <w:tbl>
@@ -10905,7 +10878,7 @@
         <w:tc>
           <w:tcPr>
             <w:tcBorders>
-              <w:top w:val="nil"/>
+              <w:top w:val="single" w:sz="12" w:space="0" w:color="000000"/>
               <w:left w:val="nil"/>
               <w:bottom w:val="single" w:sz="8" w:space="0" w:color="000000"/>
               <w:right w:val="nil"/>
@@ -10933,7 +10906,7 @@
         <w:tc>
           <w:tcPr>
             <w:tcBorders>
-              <w:top w:val="nil"/>
+              <w:top w:val="single" w:sz="12" w:space="0" w:color="000000"/>
               <w:left w:val="nil"/>
               <w:bottom w:val="single" w:sz="8" w:space="0" w:color="000000"/>
               <w:right w:val="nil"/>
@@ -10961,7 +10934,7 @@
         <w:tc>
           <w:tcPr>
             <w:tcBorders>
-              <w:top w:val="nil"/>
+              <w:top w:val="single" w:sz="12" w:space="0" w:color="000000"/>
               <w:left w:val="nil"/>
               <w:bottom w:val="single" w:sz="8" w:space="0" w:color="000000"/>
               <w:right w:val="nil"/>
@@ -10989,7 +10962,7 @@
         <w:tc>
           <w:tcPr>
             <w:tcBorders>
-              <w:top w:val="nil"/>
+              <w:top w:val="single" w:sz="12" w:space="0" w:color="000000"/>
               <w:left w:val="nil"/>
               <w:bottom w:val="single" w:sz="8" w:space="0" w:color="000000"/>
               <w:right w:val="nil"/>
@@ -11591,7 +11564,7 @@
             <w:tcBorders>
               <w:top w:val="nil"/>
               <w:left w:val="nil"/>
-              <w:bottom w:val="nil"/>
+              <w:bottom w:val="single" w:sz="12" w:space="0" w:color="000000"/>
               <w:right w:val="nil"/>
               <w:insideH w:val="nil"/>
               <w:insideV w:val="nil"/>
@@ -11619,7 +11592,7 @@
             <w:tcBorders>
               <w:top w:val="nil"/>
               <w:left w:val="nil"/>
-              <w:bottom w:val="nil"/>
+              <w:bottom w:val="single" w:sz="12" w:space="0" w:color="000000"/>
               <w:right w:val="nil"/>
               <w:insideH w:val="nil"/>
               <w:insideV w:val="nil"/>
@@ -11647,7 +11620,7 @@
             <w:tcBorders>
               <w:top w:val="nil"/>
               <w:left w:val="nil"/>
-              <w:bottom w:val="nil"/>
+              <w:bottom w:val="single" w:sz="12" w:space="0" w:color="000000"/>
               <w:right w:val="nil"/>
               <w:insideH w:val="nil"/>
               <w:insideV w:val="nil"/>
@@ -11675,7 +11648,7 @@
             <w:tcBorders>
               <w:top w:val="nil"/>
               <w:left w:val="nil"/>
-              <w:bottom w:val="nil"/>
+              <w:bottom w:val="single" w:sz="12" w:space="0" w:color="000000"/>
               <w:right w:val="nil"/>
               <w:insideH w:val="nil"/>
               <w:insideV w:val="nil"/>
@@ -11720,24 +11693,17 @@
     <w:p>
       <w:pPr>
         <w:pStyle w:val="Caption"/>
-        <w:spacing w:before="60" w:after="160" w:line="276" w:lineRule="auto"/>
+        <w:spacing w:before="120" w:after="80" w:line="276" w:lineRule="auto"/>
         <w:jc w:val="left"/>
       </w:pPr>
       <w:r>
         <w:rPr>
           <w:rFonts w:ascii="Times New Roman" w:hAnsi="Times New Roman" w:eastAsia="Times New Roman"/>
           <w:b/>
+          <w:i w:val="0"/>
           <w:sz w:val="20"/>
         </w:rPr>
-        <w:t>Table S4.</w:t>
-      </w:r>
-      <w:r>
-        <w:rPr>
-          <w:rFonts w:ascii="Times New Roman" w:hAnsi="Times New Roman" w:eastAsia="Times New Roman"/>
-          <w:b w:val="0"/>
-          <w:sz w:val="20"/>
-        </w:rPr>
-        <w:t xml:space="preserve"> List of stable features identified by nested cross-validation</w:t>
+        <w:t>Table S4. List of stable features identified by nested cross-validation</w:t>
       </w:r>
     </w:p>
     <w:tbl>
@@ -11768,7 +11734,7 @@
         <w:tc>
           <w:tcPr>
             <w:tcBorders>
-              <w:top w:val="nil"/>
+              <w:top w:val="single" w:sz="12" w:space="0" w:color="000000"/>
               <w:left w:val="nil"/>
               <w:bottom w:val="single" w:sz="8" w:space="0" w:color="000000"/>
               <w:right w:val="nil"/>
@@ -11796,7 +11762,7 @@
         <w:tc>
           <w:tcPr>
             <w:tcBorders>
-              <w:top w:val="nil"/>
+              <w:top w:val="single" w:sz="12" w:space="0" w:color="000000"/>
               <w:left w:val="nil"/>
               <w:bottom w:val="single" w:sz="8" w:space="0" w:color="000000"/>
               <w:right w:val="nil"/>
@@ -17280,7 +17246,7 @@
             <w:tcBorders>
               <w:top w:val="nil"/>
               <w:left w:val="nil"/>
-              <w:bottom w:val="nil"/>
+              <w:bottom w:val="single" w:sz="12" w:space="0" w:color="000000"/>
               <w:right w:val="nil"/>
               <w:insideH w:val="nil"/>
               <w:insideV w:val="nil"/>
@@ -17308,7 +17274,7 @@
             <w:tcBorders>
               <w:top w:val="nil"/>
               <w:left w:val="nil"/>
-              <w:bottom w:val="nil"/>
+              <w:bottom w:val="single" w:sz="12" w:space="0" w:color="000000"/>
               <w:right w:val="nil"/>
               <w:insideH w:val="nil"/>
               <w:insideV w:val="nil"/>
@@ -17353,24 +17319,17 @@
     <w:p>
       <w:pPr>
         <w:pStyle w:val="Caption"/>
-        <w:spacing w:before="60" w:after="160" w:line="276" w:lineRule="auto"/>
+        <w:spacing w:before="120" w:after="80" w:line="276" w:lineRule="auto"/>
         <w:jc w:val="left"/>
       </w:pPr>
       <w:r>
         <w:rPr>
           <w:rFonts w:ascii="Times New Roman" w:hAnsi="Times New Roman" w:eastAsia="Times New Roman"/>
           <w:b/>
+          <w:i w:val="0"/>
           <w:sz w:val="20"/>
         </w:rPr>
-        <w:t>Table S5.</w:t>
-      </w:r>
-      <w:r>
-        <w:rPr>
-          <w:rFonts w:ascii="Times New Roman" w:hAnsi="Times New Roman" w:eastAsia="Times New Roman"/>
-          <w:b w:val="0"/>
-          <w:sz w:val="20"/>
-        </w:rPr>
-        <w:t xml:space="preserve"> Spatial autocorrelation (Moran's I) and hotspot analysis</w:t>
+        <w:t>Table S5. Spatial autocorrelation (Moran's I) and hotspot analysis</w:t>
       </w:r>
     </w:p>
     <w:tbl>
@@ -17401,7 +17360,7 @@
         <w:tc>
           <w:tcPr>
             <w:tcBorders>
-              <w:top w:val="nil"/>
+              <w:top w:val="single" w:sz="12" w:space="0" w:color="000000"/>
               <w:left w:val="nil"/>
               <w:bottom w:val="single" w:sz="8" w:space="0" w:color="000000"/>
               <w:right w:val="nil"/>
@@ -17429,7 +17388,7 @@
         <w:tc>
           <w:tcPr>
             <w:tcBorders>
-              <w:top w:val="nil"/>
+              <w:top w:val="single" w:sz="12" w:space="0" w:color="000000"/>
               <w:left w:val="nil"/>
               <w:bottom w:val="single" w:sz="8" w:space="0" w:color="000000"/>
               <w:right w:val="nil"/>
@@ -20303,7 +20262,7 @@
             <w:tcBorders>
               <w:top w:val="nil"/>
               <w:left w:val="nil"/>
-              <w:bottom w:val="nil"/>
+              <w:bottom w:val="single" w:sz="12" w:space="0" w:color="000000"/>
               <w:right w:val="nil"/>
               <w:insideH w:val="nil"/>
               <w:insideV w:val="nil"/>
@@ -20331,7 +20290,7 @@
             <w:tcBorders>
               <w:top w:val="nil"/>
               <w:left w:val="nil"/>
-              <w:bottom w:val="nil"/>
+              <w:bottom w:val="single" w:sz="12" w:space="0" w:color="000000"/>
               <w:right w:val="nil"/>
               <w:insideH w:val="nil"/>
               <w:insideV w:val="nil"/>
@@ -20376,24 +20335,17 @@
     <w:p>
       <w:pPr>
         <w:pStyle w:val="Caption"/>
-        <w:spacing w:before="60" w:after="160" w:line="276" w:lineRule="auto"/>
+        <w:spacing w:before="120" w:after="80" w:line="276" w:lineRule="auto"/>
         <w:jc w:val="left"/>
       </w:pPr>
       <w:r>
         <w:rPr>
           <w:rFonts w:ascii="Times New Roman" w:hAnsi="Times New Roman" w:eastAsia="Times New Roman"/>
           <w:b/>
+          <w:i w:val="0"/>
           <w:sz w:val="20"/>
         </w:rPr>
-        <w:t>Table S6.</w:t>
-      </w:r>
-      <w:r>
-        <w:rPr>
-          <w:rFonts w:ascii="Times New Roman" w:hAnsi="Times New Roman" w:eastAsia="Times New Roman"/>
-          <w:b w:val="0"/>
-          <w:sz w:val="20"/>
-        </w:rPr>
-        <w:t xml:space="preserve"> Correlation between hub gene expression and immune cell infiltration</w:t>
+        <w:t>Table S6. Correlation between hub gene expression and immune cell infiltration</w:t>
       </w:r>
     </w:p>
     <w:tbl>
@@ -20427,7 +20379,7 @@
         <w:tc>
           <w:tcPr>
             <w:tcBorders>
-              <w:top w:val="nil"/>
+              <w:top w:val="single" w:sz="12" w:space="0" w:color="000000"/>
               <w:left w:val="nil"/>
               <w:bottom w:val="single" w:sz="8" w:space="0" w:color="000000"/>
               <w:right w:val="nil"/>
@@ -20455,7 +20407,7 @@
         <w:tc>
           <w:tcPr>
             <w:tcBorders>
-              <w:top w:val="nil"/>
+              <w:top w:val="single" w:sz="12" w:space="0" w:color="000000"/>
               <w:left w:val="nil"/>
               <w:bottom w:val="single" w:sz="8" w:space="0" w:color="000000"/>
               <w:right w:val="nil"/>
@@ -20483,7 +20435,7 @@
         <w:tc>
           <w:tcPr>
             <w:tcBorders>
-              <w:top w:val="nil"/>
+              <w:top w:val="single" w:sz="12" w:space="0" w:color="000000"/>
               <w:left w:val="nil"/>
               <w:bottom w:val="single" w:sz="8" w:space="0" w:color="000000"/>
               <w:right w:val="nil"/>
@@ -20511,7 +20463,7 @@
         <w:tc>
           <w:tcPr>
             <w:tcBorders>
-              <w:top w:val="nil"/>
+              <w:top w:val="single" w:sz="12" w:space="0" w:color="000000"/>
               <w:left w:val="nil"/>
               <w:bottom w:val="single" w:sz="8" w:space="0" w:color="000000"/>
               <w:right w:val="nil"/>
@@ -20539,7 +20491,7 @@
         <w:tc>
           <w:tcPr>
             <w:tcBorders>
-              <w:top w:val="nil"/>
+              <w:top w:val="single" w:sz="12" w:space="0" w:color="000000"/>
               <w:left w:val="nil"/>
               <w:bottom w:val="single" w:sz="8" w:space="0" w:color="000000"/>
               <w:right w:val="nil"/>
@@ -24423,7 +24375,7 @@
             <w:tcBorders>
               <w:top w:val="nil"/>
               <w:left w:val="nil"/>
-              <w:bottom w:val="nil"/>
+              <w:bottom w:val="single" w:sz="12" w:space="0" w:color="000000"/>
               <w:right w:val="nil"/>
               <w:insideH w:val="nil"/>
               <w:insideV w:val="nil"/>
@@ -24451,7 +24403,7 @@
             <w:tcBorders>
               <w:top w:val="nil"/>
               <w:left w:val="nil"/>
-              <w:bottom w:val="nil"/>
+              <w:bottom w:val="single" w:sz="12" w:space="0" w:color="000000"/>
               <w:right w:val="nil"/>
               <w:insideH w:val="nil"/>
               <w:insideV w:val="nil"/>
@@ -24479,7 +24431,7 @@
             <w:tcBorders>
               <w:top w:val="nil"/>
               <w:left w:val="nil"/>
-              <w:bottom w:val="nil"/>
+              <w:bottom w:val="single" w:sz="12" w:space="0" w:color="000000"/>
               <w:right w:val="nil"/>
               <w:insideH w:val="nil"/>
               <w:insideV w:val="nil"/>
@@ -24507,7 +24459,7 @@
             <w:tcBorders>
               <w:top w:val="nil"/>
               <w:left w:val="nil"/>
-              <w:bottom w:val="nil"/>
+              <w:bottom w:val="single" w:sz="12" w:space="0" w:color="000000"/>
               <w:right w:val="nil"/>
               <w:insideH w:val="nil"/>
               <w:insideV w:val="nil"/>
@@ -24535,7 +24487,7 @@
             <w:tcBorders>
               <w:top w:val="nil"/>
               <w:left w:val="nil"/>
-              <w:bottom w:val="nil"/>
+              <w:bottom w:val="single" w:sz="12" w:space="0" w:color="000000"/>
               <w:right w:val="nil"/>
               <w:insideH w:val="nil"/>
               <w:insideV w:val="nil"/>
@@ -24580,24 +24532,17 @@
     <w:p>
       <w:pPr>
         <w:pStyle w:val="Caption"/>
-        <w:spacing w:before="60" w:after="160" w:line="276" w:lineRule="auto"/>
+        <w:spacing w:before="120" w:after="80" w:line="276" w:lineRule="auto"/>
         <w:jc w:val="left"/>
       </w:pPr>
       <w:r>
         <w:rPr>
           <w:rFonts w:ascii="Times New Roman" w:hAnsi="Times New Roman" w:eastAsia="Times New Roman"/>
           <w:b/>
+          <w:i w:val="0"/>
           <w:sz w:val="20"/>
         </w:rPr>
-        <w:t>Table S7.</w:t>
-      </w:r>
-      <w:r>
-        <w:rPr>
-          <w:rFonts w:ascii="Times New Roman" w:hAnsi="Times New Roman" w:eastAsia="Times New Roman"/>
-          <w:b w:val="0"/>
-          <w:sz w:val="20"/>
-        </w:rPr>
-        <w:t xml:space="preserve"> Mendelian-randomization analysis results for immunotherapy response-associated genes</w:t>
+        <w:t>Table S7. Mendelian-randomization analysis results for immunotherapy response-associated genes</w:t>
       </w:r>
     </w:p>
     <w:tbl>
@@ -24629,7 +24574,7 @@
         <w:tc>
           <w:tcPr>
             <w:tcBorders>
-              <w:top w:val="nil"/>
+              <w:top w:val="single" w:sz="12" w:space="0" w:color="000000"/>
               <w:left w:val="nil"/>
               <w:bottom w:val="single" w:sz="8" w:space="0" w:color="000000"/>
               <w:right w:val="nil"/>
@@ -24657,7 +24602,7 @@
         <w:tc>
           <w:tcPr>
             <w:tcBorders>
-              <w:top w:val="nil"/>
+              <w:top w:val="single" w:sz="12" w:space="0" w:color="000000"/>
               <w:left w:val="nil"/>
               <w:bottom w:val="single" w:sz="8" w:space="0" w:color="000000"/>
               <w:right w:val="nil"/>
@@ -24685,7 +24630,7 @@
         <w:tc>
           <w:tcPr>
             <w:tcBorders>
-              <w:top w:val="nil"/>
+              <w:top w:val="single" w:sz="12" w:space="0" w:color="000000"/>
               <w:left w:val="nil"/>
               <w:bottom w:val="single" w:sz="8" w:space="0" w:color="000000"/>
               <w:right w:val="nil"/>
@@ -27641,7 +27586,7 @@
             <w:tcBorders>
               <w:top w:val="nil"/>
               <w:left w:val="nil"/>
-              <w:bottom w:val="nil"/>
+              <w:bottom w:val="single" w:sz="12" w:space="0" w:color="000000"/>
               <w:right w:val="nil"/>
               <w:insideH w:val="nil"/>
               <w:insideV w:val="nil"/>
@@ -27669,7 +27614,7 @@
             <w:tcBorders>
               <w:top w:val="nil"/>
               <w:left w:val="nil"/>
-              <w:bottom w:val="nil"/>
+              <w:bottom w:val="single" w:sz="12" w:space="0" w:color="000000"/>
               <w:right w:val="nil"/>
               <w:insideH w:val="nil"/>
               <w:insideV w:val="nil"/>
@@ -27697,7 +27642,7 @@
             <w:tcBorders>
               <w:top w:val="nil"/>
               <w:left w:val="nil"/>
-              <w:bottom w:val="nil"/>
+              <w:bottom w:val="single" w:sz="12" w:space="0" w:color="000000"/>
               <w:right w:val="nil"/>
               <w:insideH w:val="nil"/>
               <w:insideV w:val="nil"/>
@@ -27742,24 +27687,17 @@
     <w:p>
       <w:pPr>
         <w:pStyle w:val="Caption"/>
-        <w:spacing w:before="60" w:after="160" w:line="276" w:lineRule="auto"/>
+        <w:spacing w:before="120" w:after="80" w:line="276" w:lineRule="auto"/>
         <w:jc w:val="left"/>
       </w:pPr>
       <w:r>
         <w:rPr>
           <w:rFonts w:ascii="Times New Roman" w:hAnsi="Times New Roman" w:eastAsia="Times New Roman"/>
           <w:b/>
+          <w:i w:val="0"/>
           <w:sz w:val="20"/>
         </w:rPr>
-        <w:t>Table S8.</w:t>
-      </w:r>
-      <w:r>
-        <w:rPr>
-          <w:rFonts w:ascii="Times New Roman" w:hAnsi="Times New Roman" w:eastAsia="Times New Roman"/>
-          <w:b w:val="0"/>
-          <w:sz w:val="20"/>
-        </w:rPr>
-        <w:t xml:space="preserve"> TME-subtype differential-expression context</w:t>
+        <w:t>Table S8. TME-subtype differential-expression context</w:t>
       </w:r>
     </w:p>
     <w:tbl>
@@ -27793,7 +27731,7 @@
         <w:tc>
           <w:tcPr>
             <w:tcBorders>
-              <w:top w:val="nil"/>
+              <w:top w:val="single" w:sz="12" w:space="0" w:color="000000"/>
               <w:left w:val="nil"/>
               <w:bottom w:val="single" w:sz="8" w:space="0" w:color="000000"/>
               <w:right w:val="nil"/>
@@ -27821,7 +27759,7 @@
         <w:tc>
           <w:tcPr>
             <w:tcBorders>
-              <w:top w:val="nil"/>
+              <w:top w:val="single" w:sz="12" w:space="0" w:color="000000"/>
               <w:left w:val="nil"/>
               <w:bottom w:val="single" w:sz="8" w:space="0" w:color="000000"/>
               <w:right w:val="nil"/>
@@ -27849,7 +27787,7 @@
         <w:tc>
           <w:tcPr>
             <w:tcBorders>
-              <w:top w:val="nil"/>
+              <w:top w:val="single" w:sz="12" w:space="0" w:color="000000"/>
               <w:left w:val="nil"/>
               <w:bottom w:val="single" w:sz="8" w:space="0" w:color="000000"/>
               <w:right w:val="nil"/>
@@ -27877,7 +27815,7 @@
         <w:tc>
           <w:tcPr>
             <w:tcBorders>
-              <w:top w:val="nil"/>
+              <w:top w:val="single" w:sz="12" w:space="0" w:color="000000"/>
               <w:left w:val="nil"/>
               <w:bottom w:val="single" w:sz="8" w:space="0" w:color="000000"/>
               <w:right w:val="nil"/>
@@ -27905,7 +27843,7 @@
         <w:tc>
           <w:tcPr>
             <w:tcBorders>
-              <w:top w:val="nil"/>
+              <w:top w:val="single" w:sz="12" w:space="0" w:color="000000"/>
               <w:left w:val="nil"/>
               <w:bottom w:val="single" w:sz="8" w:space="0" w:color="000000"/>
               <w:right w:val="nil"/>
@@ -30237,7 +30175,7 @@
             <w:tcBorders>
               <w:top w:val="nil"/>
               <w:left w:val="nil"/>
-              <w:bottom w:val="nil"/>
+              <w:bottom w:val="single" w:sz="12" w:space="0" w:color="000000"/>
               <w:right w:val="nil"/>
               <w:insideH w:val="nil"/>
               <w:insideV w:val="nil"/>
@@ -30265,7 +30203,7 @@
             <w:tcBorders>
               <w:top w:val="nil"/>
               <w:left w:val="nil"/>
-              <w:bottom w:val="nil"/>
+              <w:bottom w:val="single" w:sz="12" w:space="0" w:color="000000"/>
               <w:right w:val="nil"/>
               <w:insideH w:val="nil"/>
               <w:insideV w:val="nil"/>
@@ -30293,45 +30231,45 @@
             <w:tcBorders>
               <w:top w:val="nil"/>
               <w:left w:val="nil"/>
-              <w:bottom w:val="nil"/>
-              <w:right w:val="nil"/>
-              <w:insideH w:val="nil"/>
-              <w:insideV w:val="nil"/>
-            </w:tcBorders>
-            <w:vAlign w:val="center"/>
-          </w:tcPr>
-          <w:p>
-            <w:pPr>
-              <w:pStyle w:val="Compact"/>
-              <w:spacing w:before="0" w:after="40"/>
-            </w:pPr>
-          </w:p>
-        </w:tc>
-        <w:tc>
-          <w:tcPr>
-            <w:tcBorders>
-              <w:top w:val="nil"/>
-              <w:left w:val="nil"/>
-              <w:bottom w:val="nil"/>
-              <w:right w:val="nil"/>
-              <w:insideH w:val="nil"/>
-              <w:insideV w:val="nil"/>
-            </w:tcBorders>
-            <w:vAlign w:val="center"/>
-          </w:tcPr>
-          <w:p>
-            <w:pPr>
-              <w:pStyle w:val="Compact"/>
-              <w:spacing w:before="0" w:after="40"/>
-            </w:pPr>
-          </w:p>
-        </w:tc>
-        <w:tc>
-          <w:tcPr>
-            <w:tcBorders>
-              <w:top w:val="nil"/>
-              <w:left w:val="nil"/>
-              <w:bottom w:val="nil"/>
+              <w:bottom w:val="single" w:sz="12" w:space="0" w:color="000000"/>
+              <w:right w:val="nil"/>
+              <w:insideH w:val="nil"/>
+              <w:insideV w:val="nil"/>
+            </w:tcBorders>
+            <w:vAlign w:val="center"/>
+          </w:tcPr>
+          <w:p>
+            <w:pPr>
+              <w:pStyle w:val="Compact"/>
+              <w:spacing w:before="0" w:after="40"/>
+            </w:pPr>
+          </w:p>
+        </w:tc>
+        <w:tc>
+          <w:tcPr>
+            <w:tcBorders>
+              <w:top w:val="nil"/>
+              <w:left w:val="nil"/>
+              <w:bottom w:val="single" w:sz="12" w:space="0" w:color="000000"/>
+              <w:right w:val="nil"/>
+              <w:insideH w:val="nil"/>
+              <w:insideV w:val="nil"/>
+            </w:tcBorders>
+            <w:vAlign w:val="center"/>
+          </w:tcPr>
+          <w:p>
+            <w:pPr>
+              <w:pStyle w:val="Compact"/>
+              <w:spacing w:before="0" w:after="40"/>
+            </w:pPr>
+          </w:p>
+        </w:tc>
+        <w:tc>
+          <w:tcPr>
+            <w:tcBorders>
+              <w:top w:val="nil"/>
+              <w:left w:val="nil"/>
+              <w:bottom w:val="single" w:sz="12" w:space="0" w:color="000000"/>
               <w:right w:val="nil"/>
               <w:insideH w:val="nil"/>
               <w:insideV w:val="nil"/>
@@ -30367,24 +30305,17 @@
     <w:p>
       <w:pPr>
         <w:pStyle w:val="Caption"/>
-        <w:spacing w:before="60" w:after="160" w:line="276" w:lineRule="auto"/>
+        <w:spacing w:before="120" w:after="80" w:line="276" w:lineRule="auto"/>
         <w:jc w:val="left"/>
       </w:pPr>
       <w:r>
         <w:rPr>
           <w:rFonts w:ascii="Times New Roman" w:hAnsi="Times New Roman" w:eastAsia="Times New Roman"/>
           <w:b/>
+          <w:i w:val="0"/>
           <w:sz w:val="20"/>
         </w:rPr>
-        <w:t>Table S9.</w:t>
-      </w:r>
-      <w:r>
-        <w:rPr>
-          <w:rFonts w:ascii="Times New Roman" w:hAnsi="Times New Roman" w:eastAsia="Times New Roman"/>
-          <w:b w:val="0"/>
-          <w:sz w:val="20"/>
-        </w:rPr>
-        <w:t xml:space="preserve"> External-cohort covariate summaries</w:t>
+        <w:t>Table S9. External-cohort covariate summaries</w:t>
       </w:r>
     </w:p>
     <w:tbl>
@@ -30418,7 +30349,7 @@
         <w:tc>
           <w:tcPr>
             <w:tcBorders>
-              <w:top w:val="nil"/>
+              <w:top w:val="single" w:sz="12" w:space="0" w:color="000000"/>
               <w:left w:val="nil"/>
               <w:bottom w:val="single" w:sz="8" w:space="0" w:color="000000"/>
               <w:right w:val="nil"/>
@@ -30446,7 +30377,7 @@
         <w:tc>
           <w:tcPr>
             <w:tcBorders>
-              <w:top w:val="nil"/>
+              <w:top w:val="single" w:sz="12" w:space="0" w:color="000000"/>
               <w:left w:val="nil"/>
               <w:bottom w:val="single" w:sz="8" w:space="0" w:color="000000"/>
               <w:right w:val="nil"/>
@@ -30474,7 +30405,7 @@
         <w:tc>
           <w:tcPr>
             <w:tcBorders>
-              <w:top w:val="nil"/>
+              <w:top w:val="single" w:sz="12" w:space="0" w:color="000000"/>
               <w:left w:val="nil"/>
               <w:bottom w:val="single" w:sz="8" w:space="0" w:color="000000"/>
               <w:right w:val="nil"/>
@@ -30502,7 +30433,7 @@
         <w:tc>
           <w:tcPr>
             <w:tcBorders>
-              <w:top w:val="nil"/>
+              <w:top w:val="single" w:sz="12" w:space="0" w:color="000000"/>
               <w:left w:val="nil"/>
               <w:bottom w:val="single" w:sz="8" w:space="0" w:color="000000"/>
               <w:right w:val="nil"/>
@@ -30530,7 +30461,7 @@
         <w:tc>
           <w:tcPr>
             <w:tcBorders>
-              <w:top w:val="nil"/>
+              <w:top w:val="single" w:sz="12" w:space="0" w:color="000000"/>
               <w:left w:val="nil"/>
               <w:bottom w:val="single" w:sz="8" w:space="0" w:color="000000"/>
               <w:right w:val="nil"/>
@@ -30846,7 +30777,7 @@
             <w:tcBorders>
               <w:top w:val="nil"/>
               <w:left w:val="nil"/>
-              <w:bottom w:val="nil"/>
+              <w:bottom w:val="single" w:sz="12" w:space="0" w:color="000000"/>
               <w:right w:val="nil"/>
               <w:insideH w:val="nil"/>
               <w:insideV w:val="nil"/>
@@ -30874,7 +30805,7 @@
             <w:tcBorders>
               <w:top w:val="nil"/>
               <w:left w:val="nil"/>
-              <w:bottom w:val="nil"/>
+              <w:bottom w:val="single" w:sz="12" w:space="0" w:color="000000"/>
               <w:right w:val="nil"/>
               <w:insideH w:val="nil"/>
               <w:insideV w:val="nil"/>
@@ -30902,7 +30833,7 @@
             <w:tcBorders>
               <w:top w:val="nil"/>
               <w:left w:val="nil"/>
-              <w:bottom w:val="nil"/>
+              <w:bottom w:val="single" w:sz="12" w:space="0" w:color="000000"/>
               <w:right w:val="nil"/>
               <w:insideH w:val="nil"/>
               <w:insideV w:val="nil"/>
@@ -30930,7 +30861,7 @@
             <w:tcBorders>
               <w:top w:val="nil"/>
               <w:left w:val="nil"/>
-              <w:bottom w:val="nil"/>
+              <w:bottom w:val="single" w:sz="12" w:space="0" w:color="000000"/>
               <w:right w:val="nil"/>
               <w:insideH w:val="nil"/>
               <w:insideV w:val="nil"/>
@@ -30958,7 +30889,7 @@
             <w:tcBorders>
               <w:top w:val="nil"/>
               <w:left w:val="nil"/>
-              <w:bottom w:val="nil"/>
+              <w:bottom w:val="single" w:sz="12" w:space="0" w:color="000000"/>
               <w:right w:val="nil"/>
               <w:insideH w:val="nil"/>
               <w:insideV w:val="nil"/>
@@ -31003,24 +30934,17 @@
     <w:p>
       <w:pPr>
         <w:pStyle w:val="Caption"/>
-        <w:spacing w:before="60" w:after="160" w:line="276" w:lineRule="auto"/>
+        <w:spacing w:before="120" w:after="80" w:line="276" w:lineRule="auto"/>
         <w:jc w:val="left"/>
       </w:pPr>
       <w:r>
         <w:rPr>
           <w:rFonts w:ascii="Times New Roman" w:hAnsi="Times New Roman" w:eastAsia="Times New Roman"/>
           <w:b/>
+          <w:i w:val="0"/>
           <w:sz w:val="20"/>
         </w:rPr>
-        <w:t>Table S10.</w:t>
-      </w:r>
-      <w:r>
-        <w:rPr>
-          <w:rFonts w:ascii="Times New Roman" w:hAnsi="Times New Roman" w:eastAsia="Times New Roman"/>
-          <w:b w:val="0"/>
-          <w:sz w:val="20"/>
-        </w:rPr>
-        <w:t xml:space="preserve"> Cell-type-specific eQTL reporting boundary and interpretation</w:t>
+        <w:t>Table S10. Cell-type-specific eQTL reporting boundary and interpretation</w:t>
       </w:r>
     </w:p>
     <w:tbl>
@@ -31054,7 +30978,7 @@
         <w:tc>
           <w:tcPr>
             <w:tcBorders>
-              <w:top w:val="nil"/>
+              <w:top w:val="single" w:sz="12" w:space="0" w:color="000000"/>
               <w:left w:val="nil"/>
               <w:bottom w:val="single" w:sz="8" w:space="0" w:color="000000"/>
               <w:right w:val="nil"/>
@@ -31082,7 +31006,7 @@
         <w:tc>
           <w:tcPr>
             <w:tcBorders>
-              <w:top w:val="nil"/>
+              <w:top w:val="single" w:sz="12" w:space="0" w:color="000000"/>
               <w:left w:val="nil"/>
               <w:bottom w:val="single" w:sz="8" w:space="0" w:color="000000"/>
               <w:right w:val="nil"/>
@@ -31110,7 +31034,7 @@
         <w:tc>
           <w:tcPr>
             <w:tcBorders>
-              <w:top w:val="nil"/>
+              <w:top w:val="single" w:sz="12" w:space="0" w:color="000000"/>
               <w:left w:val="nil"/>
               <w:bottom w:val="single" w:sz="8" w:space="0" w:color="000000"/>
               <w:right w:val="nil"/>
@@ -31138,7 +31062,7 @@
         <w:tc>
           <w:tcPr>
             <w:tcBorders>
-              <w:top w:val="nil"/>
+              <w:top w:val="single" w:sz="12" w:space="0" w:color="000000"/>
               <w:left w:val="nil"/>
               <w:bottom w:val="single" w:sz="8" w:space="0" w:color="000000"/>
               <w:right w:val="nil"/>
@@ -31166,7 +31090,7 @@
         <w:tc>
           <w:tcPr>
             <w:tcBorders>
-              <w:top w:val="nil"/>
+              <w:top w:val="single" w:sz="12" w:space="0" w:color="000000"/>
               <w:left w:val="nil"/>
               <w:bottom w:val="single" w:sz="8" w:space="0" w:color="000000"/>
               <w:right w:val="nil"/>
@@ -31482,7 +31406,7 @@
             <w:tcBorders>
               <w:top w:val="nil"/>
               <w:left w:val="nil"/>
-              <w:bottom w:val="nil"/>
+              <w:bottom w:val="single" w:sz="12" w:space="0" w:color="000000"/>
               <w:right w:val="nil"/>
               <w:insideH w:val="nil"/>
               <w:insideV w:val="nil"/>
@@ -31510,7 +31434,7 @@
             <w:tcBorders>
               <w:top w:val="nil"/>
               <w:left w:val="nil"/>
-              <w:bottom w:val="nil"/>
+              <w:bottom w:val="single" w:sz="12" w:space="0" w:color="000000"/>
               <w:right w:val="nil"/>
               <w:insideH w:val="nil"/>
               <w:insideV w:val="nil"/>
@@ -31538,7 +31462,7 @@
             <w:tcBorders>
               <w:top w:val="nil"/>
               <w:left w:val="nil"/>
-              <w:bottom w:val="nil"/>
+              <w:bottom w:val="single" w:sz="12" w:space="0" w:color="000000"/>
               <w:right w:val="nil"/>
               <w:insideH w:val="nil"/>
               <w:insideV w:val="nil"/>
@@ -31566,7 +31490,7 @@
             <w:tcBorders>
               <w:top w:val="nil"/>
               <w:left w:val="nil"/>
-              <w:bottom w:val="nil"/>
+              <w:bottom w:val="single" w:sz="12" w:space="0" w:color="000000"/>
               <w:right w:val="nil"/>
               <w:insideH w:val="nil"/>
               <w:insideV w:val="nil"/>
@@ -31594,7 +31518,7 @@
             <w:tcBorders>
               <w:top w:val="nil"/>
               <w:left w:val="nil"/>
-              <w:bottom w:val="nil"/>
+              <w:bottom w:val="single" w:sz="12" w:space="0" w:color="000000"/>
               <w:right w:val="nil"/>
               <w:insideH w:val="nil"/>
               <w:insideV w:val="nil"/>
@@ -31627,10 +31551,11 @@
       <w:r>
         <w:rPr>
           <w:rFonts w:ascii="Times New Roman" w:hAnsi="Times New Roman" w:eastAsia="Times New Roman"/>
+          <w:b w:val="0"/>
           <w:i/>
           <w:sz w:val="18"/>
         </w:rPr>
-        <w:t>Note: This table replaces SNP-level example rows with the reporting boundary used for cell-type eQTL context. Formal MR diagnostics are reported at gene level in Table S11 and Supplementary Figures S9?S10; no placeholder or illustrative SNP identifiers are included in the submission.</w:t>
+        <w:t>Note: This table replaces SNP-level example rows with the reporting boundary used for cell-type eQTL context. Formal MR diagnostics are reported at gene level in Table S11 and Supplementary Figures S9–S10; no placeholder or illustrative SNP identifiers are included in the submission.</w:t>
       </w:r>
     </w:p>
     <w:bookmarkEnd w:id="71"/>
@@ -31638,24 +31563,17 @@
     <w:p>
       <w:pPr>
         <w:pStyle w:val="Caption"/>
-        <w:spacing w:before="60" w:after="160" w:line="276" w:lineRule="auto"/>
+        <w:spacing w:before="120" w:after="80" w:line="276" w:lineRule="auto"/>
         <w:jc w:val="left"/>
       </w:pPr>
       <w:r>
         <w:rPr>
           <w:rFonts w:ascii="Times New Roman" w:hAnsi="Times New Roman" w:eastAsia="Times New Roman"/>
           <w:b/>
+          <w:i w:val="0"/>
           <w:sz w:val="20"/>
         </w:rPr>
-        <w:t>Table S11.</w:t>
-      </w:r>
-      <w:r>
-        <w:rPr>
-          <w:rFonts w:ascii="Times New Roman" w:hAnsi="Times New Roman" w:eastAsia="Times New Roman"/>
-          <w:b w:val="0"/>
-          <w:sz w:val="20"/>
-        </w:rPr>
-        <w:t xml:space="preserve"> MR diagnostic parameters for prioritized genes</w:t>
+        <w:t>Table S11. MR diagnostic parameters for prioritized genes</w:t>
       </w:r>
     </w:p>
     <w:tbl>
@@ -31693,7 +31611,7 @@
         <w:tc>
           <w:tcPr>
             <w:tcBorders>
-              <w:top w:val="nil"/>
+              <w:top w:val="single" w:sz="12" w:space="0" w:color="000000"/>
               <w:left w:val="nil"/>
               <w:bottom w:val="single" w:sz="8" w:space="0" w:color="000000"/>
               <w:right w:val="nil"/>
@@ -31721,7 +31639,7 @@
         <w:tc>
           <w:tcPr>
             <w:tcBorders>
-              <w:top w:val="nil"/>
+              <w:top w:val="single" w:sz="12" w:space="0" w:color="000000"/>
               <w:left w:val="nil"/>
               <w:bottom w:val="single" w:sz="8" w:space="0" w:color="000000"/>
               <w:right w:val="nil"/>
@@ -31749,7 +31667,7 @@
         <w:tc>
           <w:tcPr>
             <w:tcBorders>
-              <w:top w:val="nil"/>
+              <w:top w:val="single" w:sz="12" w:space="0" w:color="000000"/>
               <w:left w:val="nil"/>
               <w:bottom w:val="single" w:sz="8" w:space="0" w:color="000000"/>
               <w:right w:val="nil"/>
@@ -31777,7 +31695,7 @@
         <w:tc>
           <w:tcPr>
             <w:tcBorders>
-              <w:top w:val="nil"/>
+              <w:top w:val="single" w:sz="12" w:space="0" w:color="000000"/>
               <w:left w:val="nil"/>
               <w:bottom w:val="single" w:sz="8" w:space="0" w:color="000000"/>
               <w:right w:val="nil"/>
@@ -31805,7 +31723,7 @@
         <w:tc>
           <w:tcPr>
             <w:tcBorders>
-              <w:top w:val="nil"/>
+              <w:top w:val="single" w:sz="12" w:space="0" w:color="000000"/>
               <w:left w:val="nil"/>
               <w:bottom w:val="single" w:sz="8" w:space="0" w:color="000000"/>
               <w:right w:val="nil"/>
@@ -31833,7 +31751,7 @@
         <w:tc>
           <w:tcPr>
             <w:tcBorders>
-              <w:top w:val="nil"/>
+              <w:top w:val="single" w:sz="12" w:space="0" w:color="000000"/>
               <w:left w:val="nil"/>
               <w:bottom w:val="single" w:sz="8" w:space="0" w:color="000000"/>
               <w:right w:val="nil"/>
@@ -31861,7 +31779,7 @@
         <w:tc>
           <w:tcPr>
             <w:tcBorders>
-              <w:top w:val="nil"/>
+              <w:top w:val="single" w:sz="12" w:space="0" w:color="000000"/>
               <w:left w:val="nil"/>
               <w:bottom w:val="single" w:sz="8" w:space="0" w:color="000000"/>
               <w:right w:val="nil"/>
@@ -31902,7 +31820,7 @@
         <w:tc>
           <w:tcPr>
             <w:tcBorders>
-              <w:top w:val="nil"/>
+              <w:top w:val="single" w:sz="12" w:space="0" w:color="000000"/>
               <w:left w:val="nil"/>
               <w:bottom w:val="single" w:sz="8" w:space="0" w:color="000000"/>
               <w:right w:val="nil"/>
@@ -31930,7 +31848,7 @@
         <w:tc>
           <w:tcPr>
             <w:tcBorders>
-              <w:top w:val="nil"/>
+              <w:top w:val="single" w:sz="12" w:space="0" w:color="000000"/>
               <w:left w:val="nil"/>
               <w:bottom w:val="single" w:sz="8" w:space="0" w:color="000000"/>
               <w:right w:val="nil"/>
@@ -34248,7 +34166,7 @@
             <w:tcBorders>
               <w:top w:val="nil"/>
               <w:left w:val="nil"/>
-              <w:bottom w:val="nil"/>
+              <w:bottom w:val="single" w:sz="12" w:space="0" w:color="000000"/>
               <w:right w:val="nil"/>
               <w:insideH w:val="nil"/>
               <w:insideV w:val="nil"/>
@@ -34276,7 +34194,7 @@
             <w:tcBorders>
               <w:top w:val="nil"/>
               <w:left w:val="nil"/>
-              <w:bottom w:val="nil"/>
+              <w:bottom w:val="single" w:sz="12" w:space="0" w:color="000000"/>
               <w:right w:val="nil"/>
               <w:insideH w:val="nil"/>
               <w:insideV w:val="nil"/>
@@ -34304,7 +34222,7 @@
             <w:tcBorders>
               <w:top w:val="nil"/>
               <w:left w:val="nil"/>
-              <w:bottom w:val="nil"/>
+              <w:bottom w:val="single" w:sz="12" w:space="0" w:color="000000"/>
               <w:right w:val="nil"/>
               <w:insideH w:val="nil"/>
               <w:insideV w:val="nil"/>
@@ -34332,7 +34250,7 @@
             <w:tcBorders>
               <w:top w:val="nil"/>
               <w:left w:val="nil"/>
-              <w:bottom w:val="nil"/>
+              <w:bottom w:val="single" w:sz="12" w:space="0" w:color="000000"/>
               <w:right w:val="nil"/>
               <w:insideH w:val="nil"/>
               <w:insideV w:val="nil"/>
@@ -34360,7 +34278,7 @@
             <w:tcBorders>
               <w:top w:val="nil"/>
               <w:left w:val="nil"/>
-              <w:bottom w:val="nil"/>
+              <w:bottom w:val="single" w:sz="12" w:space="0" w:color="000000"/>
               <w:right w:val="nil"/>
               <w:insideH w:val="nil"/>
               <w:insideV w:val="nil"/>
@@ -34388,7 +34306,7 @@
             <w:tcBorders>
               <w:top w:val="nil"/>
               <w:left w:val="nil"/>
-              <w:bottom w:val="nil"/>
+              <w:bottom w:val="single" w:sz="12" w:space="0" w:color="000000"/>
               <w:right w:val="nil"/>
               <w:insideH w:val="nil"/>
               <w:insideV w:val="nil"/>
@@ -34416,7 +34334,7 @@
             <w:tcBorders>
               <w:top w:val="nil"/>
               <w:left w:val="nil"/>
-              <w:bottom w:val="nil"/>
+              <w:bottom w:val="single" w:sz="12" w:space="0" w:color="000000"/>
               <w:right w:val="nil"/>
               <w:insideH w:val="nil"/>
               <w:insideV w:val="nil"/>
@@ -34444,7 +34362,7 @@
             <w:tcBorders>
               <w:top w:val="nil"/>
               <w:left w:val="nil"/>
-              <w:bottom w:val="nil"/>
+              <w:bottom w:val="single" w:sz="12" w:space="0" w:color="000000"/>
               <w:right w:val="nil"/>
               <w:insideH w:val="nil"/>
               <w:insideV w:val="nil"/>
@@ -34472,7 +34390,7 @@
             <w:tcBorders>
               <w:top w:val="nil"/>
               <w:left w:val="nil"/>
-              <w:bottom w:val="nil"/>
+              <w:bottom w:val="single" w:sz="12" w:space="0" w:color="000000"/>
               <w:right w:val="nil"/>
               <w:insideH w:val="nil"/>
               <w:insideV w:val="nil"/>
@@ -34517,24 +34435,17 @@
     <w:p>
       <w:pPr>
         <w:pStyle w:val="Caption"/>
-        <w:spacing w:before="60" w:after="160" w:line="276" w:lineRule="auto"/>
+        <w:spacing w:before="120" w:after="80" w:line="276" w:lineRule="auto"/>
         <w:jc w:val="left"/>
       </w:pPr>
       <w:r>
         <w:rPr>
           <w:rFonts w:ascii="Times New Roman" w:hAnsi="Times New Roman" w:eastAsia="Times New Roman"/>
           <w:b/>
+          <w:i w:val="0"/>
           <w:sz w:val="20"/>
         </w:rPr>
-        <w:t>Table S12.</w:t>
-      </w:r>
-      <w:r>
-        <w:rPr>
-          <w:rFonts w:ascii="Times New Roman" w:hAnsi="Times New Roman" w:eastAsia="Times New Roman"/>
-          <w:b w:val="0"/>
-          <w:sz w:val="20"/>
-        </w:rPr>
-        <w:t xml:space="preserve"> Spatial transcriptomics reporting summary and interpretation boundaries</w:t>
+        <w:t>Table S12. Spatial transcriptomics reporting summary and interpretation boundaries</w:t>
       </w:r>
     </w:p>
     <w:tbl>
@@ -34569,7 +34480,7 @@
         <w:tc>
           <w:tcPr>
             <w:tcBorders>
-              <w:top w:val="nil"/>
+              <w:top w:val="single" w:sz="12" w:space="0" w:color="000000"/>
               <w:left w:val="nil"/>
               <w:bottom w:val="single" w:sz="8" w:space="0" w:color="000000"/>
               <w:right w:val="nil"/>
@@ -34597,7 +34508,7 @@
         <w:tc>
           <w:tcPr>
             <w:tcBorders>
-              <w:top w:val="nil"/>
+              <w:top w:val="single" w:sz="12" w:space="0" w:color="000000"/>
               <w:left w:val="nil"/>
               <w:bottom w:val="single" w:sz="8" w:space="0" w:color="000000"/>
               <w:right w:val="nil"/>
@@ -34625,7 +34536,7 @@
         <w:tc>
           <w:tcPr>
             <w:tcBorders>
-              <w:top w:val="nil"/>
+              <w:top w:val="single" w:sz="12" w:space="0" w:color="000000"/>
               <w:left w:val="nil"/>
               <w:bottom w:val="single" w:sz="8" w:space="0" w:color="000000"/>
               <w:right w:val="nil"/>
@@ -34653,7 +34564,7 @@
         <w:tc>
           <w:tcPr>
             <w:tcBorders>
-              <w:top w:val="nil"/>
+              <w:top w:val="single" w:sz="12" w:space="0" w:color="000000"/>
               <w:left w:val="nil"/>
               <w:bottom w:val="single" w:sz="8" w:space="0" w:color="000000"/>
               <w:right w:val="nil"/>
@@ -34681,7 +34592,7 @@
         <w:tc>
           <w:tcPr>
             <w:tcBorders>
-              <w:top w:val="nil"/>
+              <w:top w:val="single" w:sz="12" w:space="0" w:color="000000"/>
               <w:left w:val="nil"/>
               <w:bottom w:val="single" w:sz="8" w:space="0" w:color="000000"/>
               <w:right w:val="nil"/>
@@ -34709,7 +34620,7 @@
         <w:tc>
           <w:tcPr>
             <w:tcBorders>
-              <w:top w:val="nil"/>
+              <w:top w:val="single" w:sz="12" w:space="0" w:color="000000"/>
               <w:left w:val="nil"/>
               <w:bottom w:val="single" w:sz="8" w:space="0" w:color="000000"/>
               <w:right w:val="nil"/>
@@ -34898,7 +34809,7 @@
             <w:tcBorders>
               <w:top w:val="nil"/>
               <w:left w:val="nil"/>
-              <w:bottom w:val="nil"/>
+              <w:bottom w:val="single" w:sz="12" w:space="0" w:color="000000"/>
               <w:right w:val="nil"/>
               <w:insideH w:val="nil"/>
               <w:insideV w:val="nil"/>
@@ -34926,7 +34837,7 @@
             <w:tcBorders>
               <w:top w:val="nil"/>
               <w:left w:val="nil"/>
-              <w:bottom w:val="nil"/>
+              <w:bottom w:val="single" w:sz="12" w:space="0" w:color="000000"/>
               <w:right w:val="nil"/>
               <w:insideH w:val="nil"/>
               <w:insideV w:val="nil"/>
@@ -34954,45 +34865,45 @@
             <w:tcBorders>
               <w:top w:val="nil"/>
               <w:left w:val="nil"/>
-              <w:bottom w:val="nil"/>
-              <w:right w:val="nil"/>
-              <w:insideH w:val="nil"/>
-              <w:insideV w:val="nil"/>
-            </w:tcBorders>
-            <w:vAlign w:val="center"/>
-          </w:tcPr>
-          <w:p>
-            <w:pPr>
-              <w:pStyle w:val="Compact"/>
-              <w:spacing w:before="0" w:after="40"/>
-            </w:pPr>
-          </w:p>
-        </w:tc>
-        <w:tc>
-          <w:tcPr>
-            <w:tcBorders>
-              <w:top w:val="nil"/>
-              <w:left w:val="nil"/>
-              <w:bottom w:val="nil"/>
-              <w:right w:val="nil"/>
-              <w:insideH w:val="nil"/>
-              <w:insideV w:val="nil"/>
-            </w:tcBorders>
-            <w:vAlign w:val="center"/>
-          </w:tcPr>
-          <w:p>
-            <w:pPr>
-              <w:pStyle w:val="Compact"/>
-              <w:spacing w:before="0" w:after="40"/>
-            </w:pPr>
-          </w:p>
-        </w:tc>
-        <w:tc>
-          <w:tcPr>
-            <w:tcBorders>
-              <w:top w:val="nil"/>
-              <w:left w:val="nil"/>
-              <w:bottom w:val="nil"/>
+              <w:bottom w:val="single" w:sz="12" w:space="0" w:color="000000"/>
+              <w:right w:val="nil"/>
+              <w:insideH w:val="nil"/>
+              <w:insideV w:val="nil"/>
+            </w:tcBorders>
+            <w:vAlign w:val="center"/>
+          </w:tcPr>
+          <w:p>
+            <w:pPr>
+              <w:pStyle w:val="Compact"/>
+              <w:spacing w:before="0" w:after="40"/>
+            </w:pPr>
+          </w:p>
+        </w:tc>
+        <w:tc>
+          <w:tcPr>
+            <w:tcBorders>
+              <w:top w:val="nil"/>
+              <w:left w:val="nil"/>
+              <w:bottom w:val="single" w:sz="12" w:space="0" w:color="000000"/>
+              <w:right w:val="nil"/>
+              <w:insideH w:val="nil"/>
+              <w:insideV w:val="nil"/>
+            </w:tcBorders>
+            <w:vAlign w:val="center"/>
+          </w:tcPr>
+          <w:p>
+            <w:pPr>
+              <w:pStyle w:val="Compact"/>
+              <w:spacing w:before="0" w:after="40"/>
+            </w:pPr>
+          </w:p>
+        </w:tc>
+        <w:tc>
+          <w:tcPr>
+            <w:tcBorders>
+              <w:top w:val="nil"/>
+              <w:left w:val="nil"/>
+              <w:bottom w:val="single" w:sz="12" w:space="0" w:color="000000"/>
               <w:right w:val="nil"/>
               <w:insideH w:val="nil"/>
               <w:insideV w:val="nil"/>
@@ -35020,7 +34931,7 @@
             <w:tcBorders>
               <w:top w:val="nil"/>
               <w:left w:val="nil"/>
-              <w:bottom w:val="nil"/>
+              <w:bottom w:val="single" w:sz="12" w:space="0" w:color="000000"/>
               <w:right w:val="nil"/>
               <w:insideH w:val="nil"/>
               <w:insideV w:val="nil"/>
@@ -35065,24 +34976,17 @@
     <w:p>
       <w:pPr>
         <w:pStyle w:val="Caption"/>
-        <w:spacing w:before="60" w:after="160" w:line="276" w:lineRule="auto"/>
+        <w:spacing w:before="120" w:after="80" w:line="276" w:lineRule="auto"/>
         <w:jc w:val="left"/>
       </w:pPr>
       <w:r>
         <w:rPr>
           <w:rFonts w:ascii="Times New Roman" w:hAnsi="Times New Roman" w:eastAsia="Times New Roman"/>
           <w:b/>
+          <w:i w:val="0"/>
           <w:sz w:val="20"/>
         </w:rPr>
-        <w:t>Table S13.</w:t>
-      </w:r>
-      <w:r>
-        <w:rPr>
-          <w:rFonts w:ascii="Times New Roman" w:hAnsi="Times New Roman" w:eastAsia="Times New Roman"/>
-          <w:b w:val="0"/>
-          <w:sz w:val="20"/>
-        </w:rPr>
-        <w:t xml:space="preserve"> Multivariable Cox regression analysis of the retrospective score</w:t>
+        <w:t>Table S13. Multivariable Cox regression analysis of the retrospective score</w:t>
       </w:r>
     </w:p>
     <w:tbl>
@@ -35117,7 +35021,7 @@
         <w:tc>
           <w:tcPr>
             <w:tcBorders>
-              <w:top w:val="nil"/>
+              <w:top w:val="single" w:sz="12" w:space="0" w:color="000000"/>
               <w:left w:val="nil"/>
               <w:bottom w:val="single" w:sz="8" w:space="0" w:color="000000"/>
               <w:right w:val="nil"/>
@@ -35146,7 +35050,7 @@
         <w:tc>
           <w:tcPr>
             <w:tcBorders>
-              <w:top w:val="nil"/>
+              <w:top w:val="single" w:sz="12" w:space="0" w:color="000000"/>
               <w:left w:val="nil"/>
               <w:bottom w:val="single" w:sz="8" w:space="0" w:color="000000"/>
               <w:right w:val="nil"/>
@@ -35175,7 +35079,7 @@
         <w:tc>
           <w:tcPr>
             <w:tcBorders>
-              <w:top w:val="nil"/>
+              <w:top w:val="single" w:sz="12" w:space="0" w:color="000000"/>
               <w:left w:val="nil"/>
               <w:bottom w:val="single" w:sz="8" w:space="0" w:color="000000"/>
               <w:right w:val="nil"/>
@@ -35204,7 +35108,7 @@
         <w:tc>
           <w:tcPr>
             <w:tcBorders>
-              <w:top w:val="nil"/>
+              <w:top w:val="single" w:sz="12" w:space="0" w:color="000000"/>
               <w:left w:val="nil"/>
               <w:bottom w:val="single" w:sz="8" w:space="0" w:color="000000"/>
               <w:right w:val="nil"/>
@@ -35233,7 +35137,7 @@
         <w:tc>
           <w:tcPr>
             <w:tcBorders>
-              <w:top w:val="nil"/>
+              <w:top w:val="single" w:sz="12" w:space="0" w:color="000000"/>
               <w:left w:val="nil"/>
               <w:bottom w:val="single" w:sz="8" w:space="0" w:color="000000"/>
               <w:right w:val="nil"/>
@@ -35262,7 +35166,7 @@
         <w:tc>
           <w:tcPr>
             <w:tcBorders>
-              <w:top w:val="nil"/>
+              <w:top w:val="single" w:sz="12" w:space="0" w:color="000000"/>
               <w:left w:val="nil"/>
               <w:bottom w:val="single" w:sz="8" w:space="0" w:color="000000"/>
               <w:right w:val="nil"/>
@@ -36241,7 +36145,7 @@
             <w:tcBorders>
               <w:top w:val="nil"/>
               <w:left w:val="nil"/>
-              <w:bottom w:val="nil"/>
+              <w:bottom w:val="single" w:sz="12" w:space="0" w:color="000000"/>
               <w:right w:val="nil"/>
               <w:insideH w:val="nil"/>
               <w:insideV w:val="nil"/>
@@ -36269,7 +36173,7 @@
             <w:tcBorders>
               <w:top w:val="nil"/>
               <w:left w:val="nil"/>
-              <w:bottom w:val="nil"/>
+              <w:bottom w:val="single" w:sz="12" w:space="0" w:color="000000"/>
               <w:right w:val="nil"/>
               <w:insideH w:val="nil"/>
               <w:insideV w:val="nil"/>
@@ -36297,7 +36201,7 @@
             <w:tcBorders>
               <w:top w:val="nil"/>
               <w:left w:val="nil"/>
-              <w:bottom w:val="nil"/>
+              <w:bottom w:val="single" w:sz="12" w:space="0" w:color="000000"/>
               <w:right w:val="nil"/>
               <w:insideH w:val="nil"/>
               <w:insideV w:val="nil"/>
@@ -36325,7 +36229,7 @@
             <w:tcBorders>
               <w:top w:val="nil"/>
               <w:left w:val="nil"/>
-              <w:bottom w:val="nil"/>
+              <w:bottom w:val="single" w:sz="12" w:space="0" w:color="000000"/>
               <w:right w:val="nil"/>
               <w:insideH w:val="nil"/>
               <w:insideV w:val="nil"/>
@@ -36353,7 +36257,7 @@
             <w:tcBorders>
               <w:top w:val="nil"/>
               <w:left w:val="nil"/>
-              <w:bottom w:val="nil"/>
+              <w:bottom w:val="single" w:sz="12" w:space="0" w:color="000000"/>
               <w:right w:val="nil"/>
               <w:insideH w:val="nil"/>
               <w:insideV w:val="nil"/>
@@ -36381,7 +36285,7 @@
             <w:tcBorders>
               <w:top w:val="nil"/>
               <w:left w:val="nil"/>
-              <w:bottom w:val="nil"/>
+              <w:bottom w:val="single" w:sz="12" w:space="0" w:color="000000"/>
               <w:right w:val="nil"/>
               <w:insideH w:val="nil"/>
               <w:insideV w:val="nil"/>

--- a/supplementary/supplementary_material.docx
+++ b/supplementary/supplementary_material.docx
@@ -1329,6 +1329,8 @@
     <w:p>
       <w:pPr>
         <w:pStyle w:val="Caption"/>
+        <w:keepNext/>
+        <w:keepLines/>
         <w:spacing w:before="120" w:after="80" w:line="276" w:lineRule="auto"/>
         <w:jc w:val="left"/>
       </w:pPr>
@@ -3469,6 +3471,7 @@
     </w:tbl>
     <w:p>
       <w:pPr>
+        <w:keepLines/>
         <w:spacing w:before="40" w:after="120" w:line="276" w:lineRule="auto"/>
         <w:jc w:val="left"/>
       </w:pPr>
@@ -3487,6 +3490,8 @@
     <w:p>
       <w:pPr>
         <w:pStyle w:val="Caption"/>
+        <w:keepNext/>
+        <w:keepLines/>
         <w:spacing w:before="120" w:after="80" w:line="276" w:lineRule="auto"/>
         <w:jc w:val="left"/>
       </w:pPr>
@@ -8705,6 +8710,7 @@
     </w:tbl>
     <w:p>
       <w:pPr>
+        <w:keepLines/>
         <w:spacing w:before="40" w:after="120" w:line="276" w:lineRule="auto"/>
         <w:jc w:val="left"/>
       </w:pPr>
@@ -8723,6 +8729,8 @@
     <w:p>
       <w:pPr>
         <w:pStyle w:val="Caption"/>
+        <w:keepNext/>
+        <w:keepLines/>
         <w:spacing w:before="120" w:after="80" w:line="276" w:lineRule="auto"/>
         <w:jc w:val="left"/>
       </w:pPr>
@@ -10817,6 +10825,7 @@
     </w:tbl>
     <w:p>
       <w:pPr>
+        <w:keepLines/>
         <w:spacing w:before="40" w:after="120" w:line="276" w:lineRule="auto"/>
         <w:jc w:val="left"/>
       </w:pPr>
@@ -10835,6 +10844,8 @@
     <w:p>
       <w:pPr>
         <w:pStyle w:val="Caption"/>
+        <w:keepNext/>
+        <w:keepLines/>
         <w:spacing w:before="120" w:after="80" w:line="276" w:lineRule="auto"/>
         <w:jc w:val="left"/>
       </w:pPr>
@@ -11675,6 +11686,7 @@
     </w:tbl>
     <w:p>
       <w:pPr>
+        <w:keepLines/>
         <w:spacing w:before="40" w:after="120" w:line="276" w:lineRule="auto"/>
         <w:jc w:val="left"/>
       </w:pPr>
@@ -11693,6 +11705,8 @@
     <w:p>
       <w:pPr>
         <w:pStyle w:val="Caption"/>
+        <w:keepNext/>
+        <w:keepLines/>
         <w:spacing w:before="120" w:after="80" w:line="276" w:lineRule="auto"/>
         <w:jc w:val="left"/>
       </w:pPr>
@@ -17301,6 +17315,7 @@
     </w:tbl>
     <w:p>
       <w:pPr>
+        <w:keepLines/>
         <w:spacing w:before="40" w:after="120" w:line="276" w:lineRule="auto"/>
         <w:jc w:val="left"/>
       </w:pPr>
@@ -17319,6 +17334,8 @@
     <w:p>
       <w:pPr>
         <w:pStyle w:val="Caption"/>
+        <w:keepNext/>
+        <w:keepLines/>
         <w:spacing w:before="120" w:after="80" w:line="276" w:lineRule="auto"/>
         <w:jc w:val="left"/>
       </w:pPr>
@@ -20317,6 +20334,7 @@
     </w:tbl>
     <w:p>
       <w:pPr>
+        <w:keepLines/>
         <w:spacing w:before="40" w:after="120" w:line="276" w:lineRule="auto"/>
         <w:jc w:val="left"/>
       </w:pPr>
@@ -20335,6 +20353,8 @@
     <w:p>
       <w:pPr>
         <w:pStyle w:val="Caption"/>
+        <w:keepNext/>
+        <w:keepLines/>
         <w:spacing w:before="120" w:after="80" w:line="276" w:lineRule="auto"/>
         <w:jc w:val="left"/>
       </w:pPr>
@@ -24514,6 +24534,7 @@
     </w:tbl>
     <w:p>
       <w:pPr>
+        <w:keepLines/>
         <w:spacing w:before="40" w:after="120" w:line="276" w:lineRule="auto"/>
         <w:jc w:val="left"/>
       </w:pPr>
@@ -24532,6 +24553,8 @@
     <w:p>
       <w:pPr>
         <w:pStyle w:val="Caption"/>
+        <w:keepNext/>
+        <w:keepLines/>
         <w:spacing w:before="120" w:after="80" w:line="276" w:lineRule="auto"/>
         <w:jc w:val="left"/>
       </w:pPr>
@@ -27669,6 +27692,7 @@
     </w:tbl>
     <w:p>
       <w:pPr>
+        <w:keepLines/>
         <w:spacing w:before="40" w:after="120" w:line="276" w:lineRule="auto"/>
         <w:jc w:val="left"/>
       </w:pPr>
@@ -27687,6 +27711,8 @@
     <w:p>
       <w:pPr>
         <w:pStyle w:val="Caption"/>
+        <w:keepNext/>
+        <w:keepLines/>
         <w:spacing w:before="120" w:after="80" w:line="276" w:lineRule="auto"/>
         <w:jc w:val="left"/>
       </w:pPr>
@@ -30287,6 +30313,7 @@
     </w:tbl>
     <w:p>
       <w:pPr>
+        <w:keepLines/>
         <w:spacing w:before="40" w:after="120" w:line="276" w:lineRule="auto"/>
         <w:jc w:val="left"/>
       </w:pPr>
@@ -30305,6 +30332,8 @@
     <w:p>
       <w:pPr>
         <w:pStyle w:val="Caption"/>
+        <w:keepNext/>
+        <w:keepLines/>
         <w:spacing w:before="120" w:after="80" w:line="276" w:lineRule="auto"/>
         <w:jc w:val="left"/>
       </w:pPr>
@@ -30916,6 +30945,7 @@
     </w:tbl>
     <w:p>
       <w:pPr>
+        <w:keepLines/>
         <w:spacing w:before="40" w:after="120" w:line="276" w:lineRule="auto"/>
         <w:jc w:val="left"/>
       </w:pPr>
@@ -30934,6 +30964,8 @@
     <w:p>
       <w:pPr>
         <w:pStyle w:val="Caption"/>
+        <w:keepNext/>
+        <w:keepLines/>
         <w:spacing w:before="120" w:after="80" w:line="276" w:lineRule="auto"/>
         <w:jc w:val="left"/>
       </w:pPr>
@@ -31545,6 +31577,7 @@
     </w:tbl>
     <w:p>
       <w:pPr>
+        <w:keepLines/>
         <w:spacing w:before="40" w:after="120" w:line="276" w:lineRule="auto"/>
         <w:jc w:val="left"/>
       </w:pPr>
@@ -31555,7 +31588,7 @@
           <w:i/>
           <w:sz w:val="18"/>
         </w:rPr>
-        <w:t>Note: This table replaces SNP-level example rows with the reporting boundary used for cell-type eQTL context. Formal MR diagnostics are reported at gene level in Table S11 and Supplementary Figures S9–S10; no placeholder or illustrative SNP identifiers are included in the submission.</w:t>
+        <w:t>Note: This table replaces SNP-level example rows with the reporting boundary used for cell-type eQTL context. Formal MR diagnostics are reported at gene level in Table S11 and Supplementary Figures S9–S10; no illustrative SNP identifiers are included in the submission.</w:t>
       </w:r>
     </w:p>
     <w:bookmarkEnd w:id="71"/>
@@ -31563,6 +31596,8 @@
     <w:p>
       <w:pPr>
         <w:pStyle w:val="Caption"/>
+        <w:keepNext/>
+        <w:keepLines/>
         <w:spacing w:before="120" w:after="80" w:line="276" w:lineRule="auto"/>
         <w:jc w:val="left"/>
       </w:pPr>
@@ -34417,6 +34452,7 @@
     </w:tbl>
     <w:p>
       <w:pPr>
+        <w:keepLines/>
         <w:spacing w:before="40" w:after="120" w:line="276" w:lineRule="auto"/>
         <w:jc w:val="left"/>
       </w:pPr>
@@ -34435,6 +34471,8 @@
     <w:p>
       <w:pPr>
         <w:pStyle w:val="Caption"/>
+        <w:keepNext/>
+        <w:keepLines/>
         <w:spacing w:before="120" w:after="80" w:line="276" w:lineRule="auto"/>
         <w:jc w:val="left"/>
       </w:pPr>
@@ -34958,6 +34996,7 @@
     </w:tbl>
     <w:p>
       <w:pPr>
+        <w:keepLines/>
         <w:spacing w:before="40" w:after="120" w:line="276" w:lineRule="auto"/>
         <w:jc w:val="left"/>
       </w:pPr>
@@ -34976,6 +35015,8 @@
     <w:p>
       <w:pPr>
         <w:pStyle w:val="Caption"/>
+        <w:keepNext/>
+        <w:keepLines/>
         <w:spacing w:before="120" w:after="80" w:line="276" w:lineRule="auto"/>
         <w:jc w:val="left"/>
       </w:pPr>
@@ -36312,6 +36353,7 @@
     </w:tbl>
     <w:p>
       <w:pPr>
+        <w:keepLines/>
         <w:spacing w:before="40" w:after="120" w:line="276" w:lineRule="auto"/>
         <w:jc w:val="left"/>
       </w:pPr>

--- a/supplementary/supplementary_material.docx
+++ b/supplementary/supplementary_material.docx
@@ -13,6 +13,7 @@
           <w:rFonts w:ascii="Times New Roman" w:hAnsi="Times New Roman" w:eastAsia="Times New Roman"/>
           <w:b/>
           <w:i w:val="0"/>
+          <w:color w:val="000000"/>
           <w:sz w:val="32"/>
         </w:rPr>
         <w:t>Supplementary Materials for: C1Q/SPP1 Macrophage Spatial Context as a Traceability Feature in Non-Small Cell Lung Cancer: A Public Multi-Cohort Cancer-Informatics Study</w:t>
@@ -103,6 +104,7 @@
         <w:rPr>
           <w:rFonts w:ascii="Times New Roman" w:hAnsi="Times New Roman" w:eastAsia="Times New Roman"/>
           <w:b/>
+          <w:color w:val="000000"/>
           <w:sz w:val="28"/>
         </w:rPr>
         <w:t xml:space="preserve">Supplementary Figures</w:t>
@@ -164,6 +166,7 @@
     <w:p>
       <w:pPr>
         <w:pStyle w:val="Caption"/>
+        <w:keepLines/>
         <w:spacing w:before="60" w:after="160" w:line="276" w:lineRule="auto"/>
         <w:jc w:val="left"/>
       </w:pPr>
@@ -171,6 +174,7 @@
         <w:rPr>
           <w:rFonts w:ascii="Times New Roman" w:hAnsi="Times New Roman" w:eastAsia="Times New Roman"/>
           <w:b/>
+          <w:i/>
           <w:sz w:val="20"/>
         </w:rPr>
         <w:t>Figure S1. C1Q-axis scoring, dimensionality, and cross-platform spatial-context checks.</w:t>
@@ -179,6 +183,7 @@
         <w:rPr>
           <w:rFonts w:ascii="Times New Roman" w:hAnsi="Times New Roman" w:eastAsia="Times New Roman"/>
           <w:b w:val="0"/>
+          <w:i/>
           <w:sz w:val="20"/>
         </w:rPr>
         <w:t xml:space="preserve"> (A) Distribution of the C1Q-axis score. (B) Elbow-plot summary used to inspect dimensional structure. (C) Silhouette analysis used to assess cluster separation. (D) Visium-based technical-control comparison. (E) CosMx-based biological-signal comparison. These panels are interpreted as quality and traceability checks rather than patient-level confirmation.</w:t>
@@ -241,6 +246,7 @@
     <w:p>
       <w:pPr>
         <w:pStyle w:val="Caption"/>
+        <w:keepLines/>
         <w:spacing w:before="60" w:after="160" w:line="276" w:lineRule="auto"/>
         <w:jc w:val="left"/>
       </w:pPr>
@@ -248,6 +254,7 @@
         <w:rPr>
           <w:rFonts w:ascii="Times New Roman" w:hAnsi="Times New Roman" w:eastAsia="Times New Roman"/>
           <w:b/>
+          <w:i/>
           <w:sz w:val="20"/>
         </w:rPr>
         <w:t>Figure S2. Feature-selection stability and internal score-assessment details.</w:t>
@@ -256,6 +263,7 @@
         <w:rPr>
           <w:rFonts w:ascii="Times New Roman" w:hAnsi="Times New Roman" w:eastAsia="Times New Roman"/>
           <w:b w:val="0"/>
+          <w:i/>
           <w:sz w:val="20"/>
         </w:rPr>
         <w:t xml:space="preserve"> (A) Penalized-model tuning and internal discrimination summary. (B) Feature-selection stability across nested cross-validation folds. (C) Internal assessment of subtype-related discrimination. These panels support retrospective score construction and are not presented as clinical-readiness evidence.</w:t>
@@ -318,6 +326,7 @@
     <w:p>
       <w:pPr>
         <w:pStyle w:val="Caption"/>
+        <w:keepLines/>
         <w:spacing w:before="60" w:after="160" w:line="276" w:lineRule="auto"/>
         <w:jc w:val="left"/>
       </w:pPr>
@@ -325,6 +334,7 @@
         <w:rPr>
           <w:rFonts w:ascii="Times New Roman" w:hAnsi="Times New Roman" w:eastAsia="Times New Roman"/>
           <w:b/>
+          <w:i/>
           <w:sz w:val="20"/>
         </w:rPr>
         <w:t>Figure S3. Functional enrichment analysis of model-associated genes.</w:t>
@@ -333,6 +343,7 @@
         <w:rPr>
           <w:rFonts w:ascii="Times New Roman" w:hAnsi="Times New Roman" w:eastAsia="Times New Roman"/>
           <w:b w:val="0"/>
+          <w:i/>
           <w:sz w:val="20"/>
         </w:rPr>
         <w:t xml:space="preserve"> (A) Gene Ontology (GO) biological-process enrichment analysis. (B) KEGG pathway enrichment analysis. (C) Gene Ontology molecular-function and cellular-component enrichment summary. These panels provide functional context for the feature set and are not interpreted as pathway-level confirmation.</w:t>
@@ -395,6 +406,7 @@
     <w:p>
       <w:pPr>
         <w:pStyle w:val="Caption"/>
+        <w:keepLines/>
         <w:spacing w:before="60" w:after="160" w:line="276" w:lineRule="auto"/>
         <w:jc w:val="left"/>
       </w:pPr>
@@ -402,6 +414,7 @@
         <w:rPr>
           <w:rFonts w:ascii="Times New Roman" w:hAnsi="Times New Roman" w:eastAsia="Times New Roman"/>
           <w:b/>
+          <w:i/>
           <w:sz w:val="20"/>
         </w:rPr>
         <w:t>Figure S4. Exploratory correlation, survival, and pathway context for immune-related features.</w:t>
@@ -410,6 +423,7 @@
         <w:rPr>
           <w:rFonts w:ascii="Times New Roman" w:hAnsi="Times New Roman" w:eastAsia="Times New Roman"/>
           <w:b w:val="0"/>
+          <w:i/>
           <w:sz w:val="20"/>
         </w:rPr>
         <w:t xml:space="preserve"> The panels summarize gene-correlation structure, survival-associated stratification, and pathway-level enrichment for the candidate feature context. These analyses are descriptive and should not be interpreted as immune-checkpoint confirmation.</w:t>
@@ -472,6 +486,7 @@
     <w:p>
       <w:pPr>
         <w:pStyle w:val="Caption"/>
+        <w:keepLines/>
         <w:spacing w:before="60" w:after="160" w:line="276" w:lineRule="auto"/>
         <w:jc w:val="left"/>
       </w:pPr>
@@ -479,6 +494,7 @@
         <w:rPr>
           <w:rFonts w:ascii="Times New Roman" w:hAnsi="Times New Roman" w:eastAsia="Times New Roman"/>
           <w:b/>
+          <w:i/>
           <w:sz w:val="20"/>
         </w:rPr>
         <w:t>Figure S5. Pan-cancer exploratory traceability of core candidate genes.</w:t>
@@ -487,6 +503,7 @@
         <w:rPr>
           <w:rFonts w:ascii="Times New Roman" w:hAnsi="Times New Roman" w:eastAsia="Times New Roman"/>
           <w:b w:val="0"/>
+          <w:i/>
           <w:sz w:val="20"/>
         </w:rPr>
         <w:t xml:space="preserve"> (A) Statistical overview of significant genes identified across 33 cancer types in the exploratory screen. (B) Heatmap of prognostic coefficients (Beta) for five candidate genes (KCNAB2, PLOD1, CDC42, TNF, C1QA) across 33 cancer types. (C) GEPIA-based Overall Survival Map for KCNAB2, presented as an external context check rather than confirmation. (D) GEPIA Expression Boxplot for KCNAB2 in Lung Adenocarcinoma (LUAD) and Squamous Cell Carcinoma (LUSC).</w:t>
@@ -549,6 +566,7 @@
     <w:p>
       <w:pPr>
         <w:pStyle w:val="Caption"/>
+        <w:keepLines/>
         <w:spacing w:before="60" w:after="160" w:line="276" w:lineRule="auto"/>
         <w:jc w:val="left"/>
       </w:pPr>
@@ -598,6 +616,7 @@
         <w:rPr>
           <w:rFonts w:ascii="Times New Roman" w:hAnsi="Times New Roman" w:eastAsia="Times New Roman"/>
           <w:b/>
+          <w:i/>
           <w:sz w:val="20"/>
         </w:rPr>
         <w:t>Figure S6. Correlation analysis between hub genes and immune-context estimates. Clustered heatmap displaying Pearson correlation coefficients between hub genes (KCNAB2, PLOD1) and 23 immune-context estimates predicted by GigaTIME. Red indicates positive correlation; blue indicates negative correlation. *, **, *** P &lt; 0.001. CD138 is interpreted as plasma-cell context, not as a macrophage marker.</w:t>
@@ -660,6 +679,7 @@
     <w:p>
       <w:pPr>
         <w:pStyle w:val="Caption"/>
+        <w:keepLines/>
         <w:spacing w:before="60" w:after="160" w:line="276" w:lineRule="auto"/>
         <w:jc w:val="left"/>
       </w:pPr>
@@ -723,6 +743,7 @@
         <w:rPr>
           <w:rFonts w:ascii="Times New Roman" w:hAnsi="Times New Roman" w:eastAsia="Times New Roman"/>
           <w:b/>
+          <w:i/>
           <w:sz w:val="20"/>
         </w:rPr>
         <w:t>Figure S7. Exploratory expression differences for selected cancer-associated genes in GSE31210 score groups. Boxplots show expression levels of selected genes, including PTEN, TP63, TP53, BRAF, and NOTCH1, across high- and low-score groups in the GSE31210 traceability cohort. These panels provide exploratory context only and are not used as the primary basis for candidate prioritization. Statistical significance was assessed using the Mann-Whitney U test (*, **, ***, **** ).</w:t>
@@ -785,6 +806,7 @@
     <w:p>
       <w:pPr>
         <w:pStyle w:val="Caption"/>
+        <w:keepLines/>
         <w:spacing w:before="60" w:after="160" w:line="276" w:lineRule="auto"/>
         <w:jc w:val="left"/>
       </w:pPr>
@@ -792,7 +814,7 @@
         <w:rPr>
           <w:rFonts w:ascii="Times New Roman" w:hAnsi="Times New Roman" w:eastAsia="Times New Roman"/>
           <w:b w:val="0"/>
-          <w:i w:val="0"/>
+          <w:i/>
           <w:sz w:val="20"/>
         </w:rPr>
         <w:t>Figure S8. 5-fold cross-validation score-behavior and algorithm comparison. (A) ROC curves from each of the 5 cross-validation folds. The mean AUC across all folds was 0.743 ± 0.028, indicating internally reproducible but retrospective discrimination. (B) Algorithm-comparison bar chart showing AUC, Accuracy, Precision, Recall, and F1-score across different machine learning algorithms (AdaBoost, Random Forest, XGBoost, Logistic Regression, SVM). Algorithm rankings varied by metric; no single model is interpreted as clinically superior. Error bars represent standard deviation across the 5 CV folds.</w:t>
@@ -855,6 +877,7 @@
     <w:p>
       <w:pPr>
         <w:pStyle w:val="Caption"/>
+        <w:keepLines/>
         <w:spacing w:before="60" w:after="160" w:line="276" w:lineRule="auto"/>
         <w:jc w:val="left"/>
       </w:pPr>
@@ -862,6 +885,7 @@
         <w:rPr>
           <w:rFonts w:ascii="Times New Roman" w:hAnsi="Times New Roman" w:eastAsia="Times New Roman"/>
           <w:b/>
+          <w:i/>
           <w:sz w:val="20"/>
         </w:rPr>
         <w:t>Figure S9. Mendelian-randomization leave-one-out sensitivity analysis.</w:t>
@@ -870,6 +894,7 @@
         <w:rPr>
           <w:rFonts w:ascii="Times New Roman" w:hAnsi="Times New Roman" w:eastAsia="Times New Roman"/>
           <w:b w:val="0"/>
+          <w:i/>
           <w:sz w:val="20"/>
         </w:rPr>
         <w:t xml:space="preserve"> Leave-one-out plots for prioritized genes (including KCNAB2, C1QA, and ACP5), showing whether the MR estimate is dominated by any single instrumental variable (SNP). These analyses support gene prioritization under instrumental-variable assumptions but do not prove mechanism.</w:t>
@@ -932,6 +957,7 @@
     <w:p>
       <w:pPr>
         <w:pStyle w:val="Caption"/>
+        <w:keepLines/>
         <w:spacing w:before="60" w:after="160" w:line="276" w:lineRule="auto"/>
         <w:jc w:val="left"/>
       </w:pPr>
@@ -944,6 +970,7 @@
         <w:rPr>
           <w:rFonts w:ascii="Times New Roman" w:hAnsi="Times New Roman" w:eastAsia="Times New Roman"/>
           <w:b/>
+          <w:i/>
           <w:sz w:val="20"/>
         </w:rPr>
         <w:t>Figure S10. Leave-one-out sensitivity analysis for MR-prioritized genes.</w:t>
@@ -952,6 +979,7 @@
         <w:rPr>
           <w:rFonts w:ascii="Times New Roman" w:hAnsi="Times New Roman" w:eastAsia="Times New Roman"/>
           <w:b w:val="0"/>
+          <w:i/>
           <w:sz w:val="20"/>
         </w:rPr>
         <w:t xml:space="preserve"> Each point represents the recalculated inverse variance weighted (IVW) estimate after systematically removing one SNP at a time. The red star indicates the original estimate using all SNPs. Error bars represent 95% confidence intervals. The dashed vertical line indicates the null effect ( = 0). Stable direction across leave-one-out analyses is interpreted as support for prioritization, not as definitive causal proof.</w:t>
@@ -1014,6 +1042,7 @@
     <w:p>
       <w:pPr>
         <w:pStyle w:val="Caption"/>
+        <w:keepLines/>
         <w:spacing w:before="60" w:after="160" w:line="276" w:lineRule="auto"/>
         <w:jc w:val="left"/>
       </w:pPr>
@@ -1021,6 +1050,7 @@
         <w:rPr>
           <w:rFonts w:ascii="Times New Roman" w:hAnsi="Times New Roman" w:eastAsia="Times New Roman"/>
           <w:b/>
+          <w:i/>
           <w:sz w:val="20"/>
         </w:rPr>
         <w:t>Figure S11. Counterfactual C1QA scoring sensitivity of spatial summaries.</w:t>
@@ -1029,6 +1059,7 @@
         <w:rPr>
           <w:rFonts w:ascii="Times New Roman" w:hAnsi="Times New Roman" w:eastAsia="Times New Roman"/>
           <w:b w:val="0"/>
+          <w:i/>
           <w:sz w:val="20"/>
         </w:rPr>
         <w:t xml:space="preserve"> Transcriptomic manifold maps before and after computational C1QA attenuation show reduced high-C1Q score regions. The paired Moran’s I summary shows reduced spatial autocorrelation after score recomputation, supporting score dependency rather than experimental perturbation or causal proof.</w:t>
@@ -1091,6 +1122,7 @@
     <w:p>
       <w:pPr>
         <w:pStyle w:val="Caption"/>
+        <w:keepLines/>
         <w:spacing w:before="60" w:after="160" w:line="276" w:lineRule="auto"/>
         <w:jc w:val="left"/>
       </w:pPr>
@@ -1098,6 +1130,7 @@
         <w:rPr>
           <w:rFonts w:ascii="Times New Roman" w:hAnsi="Times New Roman" w:eastAsia="Times New Roman"/>
           <w:b/>
+          <w:i/>
           <w:sz w:val="20"/>
         </w:rPr>
         <w:t>Figure S12. Sensitivity modules for C1Q-context interpretation.</w:t>
@@ -1106,6 +1139,7 @@
         <w:rPr>
           <w:rFonts w:ascii="Times New Roman" w:hAnsi="Times New Roman" w:eastAsia="Times New Roman"/>
           <w:b w:val="0"/>
+          <w:i/>
           <w:sz w:val="20"/>
         </w:rPr>
         <w:t xml:space="preserve"> Left: dose-response relationship between C1Q quartiles and CD8 proxy activity. Middle: spatial scale dependency of local coupling and spatial autocorrelation across 50/100/200 radii. Right: specificity ranking of C1Q-axis genes versus non-C1Q controls based on survival-linked statistical signal.</w:t>
@@ -1123,6 +1157,7 @@
         <w:rPr>
           <w:rFonts w:ascii="Times New Roman" w:hAnsi="Times New Roman" w:eastAsia="Times New Roman"/>
           <w:b/>
+          <w:color w:val="000000"/>
           <w:sz w:val="28"/>
         </w:rPr>
         <w:t xml:space="preserve">Supplementary Tables</w:t>
@@ -36550,6 +36585,7 @@
     </w:pPr>
     <w:rPr>
       <w:rFonts w:asciiTheme="majorHAnsi" w:cstheme="majorBidi" w:eastAsiaTheme="majorEastAsia" w:hAnsiTheme="majorHAnsi"/>
+      <w:color w:val="000000"/>
       <w:sz w:val="56"/>
       <w:szCs w:val="56"/>
     </w:rPr>
@@ -36684,7 +36720,7 @@
     </w:pPr>
     <w:rPr>
       <w:rFonts w:asciiTheme="majorHAnsi" w:cstheme="majorBidi" w:eastAsiaTheme="majorEastAsia" w:hAnsiTheme="majorHAnsi"/>
-      <w:color w:themeColor="accent1" w:themeShade="BF" w:val="0F4761"/>
+      <w:color w:val="000000"/>
       <w:sz w:val="40"/>
       <w:szCs w:val="40"/>
     </w:rPr>
@@ -36707,7 +36743,7 @@
     </w:pPr>
     <w:rPr>
       <w:rFonts w:asciiTheme="majorHAnsi" w:cstheme="majorBidi" w:eastAsiaTheme="majorEastAsia" w:hAnsiTheme="majorHAnsi"/>
-      <w:color w:themeColor="accent1" w:themeShade="BF" w:val="0F4761"/>
+      <w:color w:val="000000"/>
       <w:sz w:val="32"/>
       <w:szCs w:val="32"/>
     </w:rPr>
@@ -36730,7 +36766,7 @@
     </w:pPr>
     <w:rPr>
       <w:rFonts w:cstheme="majorBidi" w:eastAsiaTheme="majorEastAsia"/>
-      <w:color w:themeColor="accent1" w:themeShade="BF" w:val="0F4761"/>
+      <w:color w:val="000000"/>
       <w:sz w:val="28"/>
       <w:szCs w:val="28"/>
     </w:rPr>
@@ -36755,7 +36791,7 @@
       <w:rFonts w:cstheme="majorBidi" w:eastAsiaTheme="majorEastAsia"/>
       <w:i/>
       <w:iCs/>
-      <w:color w:themeColor="accent1" w:themeShade="BF" w:val="0F4761"/>
+      <w:color w:val="000000"/>
     </w:rPr>
   </w:style>
   <w:style w:styleId="Heading5" w:type="paragraph">
